--- a/PJS_flyer_no_price_v2.docx
+++ b/PJS_flyer_no_price_v2.docx
@@ -60,111 +60,89 @@
           <w:rFonts w:ascii="Segoe UI" w:hAnsi="Segoe UI" w:cs="Segoe UI"/>
           <w:i/>
           <w:iCs/>
+          <w:sz w:val="20"/>
+          <w:szCs w:val="20"/>
+        </w:rPr>
+        <w:t>It’s not just how much you eat</w:t>
+      </w:r>
+      <w:r>
+        <w:rPr>
+          <w:rFonts w:ascii="Segoe UI" w:hAnsi="Segoe UI" w:cs="Segoe UI"/>
+          <w:i/>
+          <w:iCs/>
+          <w:sz w:val="20"/>
+          <w:szCs w:val="20"/>
+        </w:rPr>
+        <w:t>,</w:t>
+      </w:r>
+      <w:r>
+        <w:rPr>
+          <w:rFonts w:ascii="Segoe UI" w:hAnsi="Segoe UI" w:cs="Segoe UI"/>
+          <w:i/>
+          <w:iCs/>
+          <w:sz w:val="20"/>
+          <w:szCs w:val="20"/>
+        </w:rPr>
+        <w:t xml:space="preserve"> it’s what and how you eat</w:t>
+      </w:r>
+      <w:r>
+        <w:rPr>
+          <w:rFonts w:ascii="Segoe UI" w:hAnsi="Segoe UI" w:cs="Segoe UI"/>
+          <w:i/>
+          <w:iCs/>
+          <w:sz w:val="20"/>
+          <w:szCs w:val="20"/>
+        </w:rPr>
+        <w:t>.</w:t>
+      </w:r>
+      <w:r>
+        <w:rPr>
+          <w:rFonts w:ascii="Segoe UI" w:hAnsi="Segoe UI" w:cs="Segoe UI"/>
+          <w:i/>
+          <w:iCs/>
+          <w:sz w:val="20"/>
+          <w:szCs w:val="20"/>
+        </w:rPr>
+        <w:br/>
+      </w:r>
+      <w:r>
+        <w:rPr>
+          <w:rFonts w:ascii="Segoe UI" w:hAnsi="Segoe UI" w:cs="Segoe UI"/>
+          <w:i/>
+          <w:iCs/>
+          <w:sz w:val="20"/>
+          <w:szCs w:val="20"/>
+        </w:rPr>
+        <w:br/>
+      </w:r>
+      <w:r>
+        <w:rPr>
+          <w:rFonts w:ascii="Segoe UI" w:hAnsi="Segoe UI" w:cs="Segoe UI"/>
+          <w:i/>
+          <w:iCs/>
           <w:noProof/>
           <w:sz w:val="20"/>
           <w:szCs w:val="20"/>
         </w:rPr>
-        <w:drawing>
-          <wp:anchor distT="0" distB="0" distL="114300" distR="114300" simplePos="0" relativeHeight="251659264" behindDoc="0" locked="0" layoutInCell="1" allowOverlap="1" wp14:anchorId="1DC63A08" wp14:editId="1836AF98">
-            <wp:simplePos x="0" y="0"/>
-            <wp:positionH relativeFrom="column">
-              <wp:posOffset>2680970</wp:posOffset>
-            </wp:positionH>
-            <wp:positionV relativeFrom="paragraph">
-              <wp:posOffset>3369945</wp:posOffset>
-            </wp:positionV>
-            <wp:extent cx="508635" cy="506095"/>
-            <wp:effectExtent l="0" t="0" r="5715" b="8255"/>
-            <wp:wrapSquare wrapText="bothSides"/>
-            <wp:docPr id="661431128" name="Picture 1"/>
-            <wp:cNvGraphicFramePr>
-              <a:graphicFrameLocks xmlns:a="http://schemas.openxmlformats.org/drawingml/2006/main" noChangeAspect="1"/>
-            </wp:cNvGraphicFramePr>
-            <a:graphic xmlns:a="http://schemas.openxmlformats.org/drawingml/2006/main">
-              <a:graphicData uri="http://schemas.openxmlformats.org/drawingml/2006/picture">
-                <pic:pic xmlns:pic="http://schemas.openxmlformats.org/drawingml/2006/picture">
-                  <pic:nvPicPr>
-                    <pic:cNvPr id="661431128" name=""/>
-                    <pic:cNvPicPr/>
-                  </pic:nvPicPr>
-                  <pic:blipFill>
-                    <a:blip r:embed="rId5" cstate="print">
-                      <a:extLst>
-                        <a:ext uri="{28A0092B-C50C-407E-A947-70E740481C1C}">
-                          <a14:useLocalDpi xmlns:a14="http://schemas.microsoft.com/office/drawing/2010/main" val="0"/>
-                        </a:ext>
-                      </a:extLst>
-                    </a:blip>
-                    <a:stretch>
-                      <a:fillRect/>
-                    </a:stretch>
-                  </pic:blipFill>
-                  <pic:spPr>
-                    <a:xfrm>
-                      <a:off x="0" y="0"/>
-                      <a:ext cx="508635" cy="506095"/>
-                    </a:xfrm>
-                    <a:prstGeom prst="rect">
-                      <a:avLst/>
-                    </a:prstGeom>
-                  </pic:spPr>
-                </pic:pic>
-              </a:graphicData>
-            </a:graphic>
-            <wp14:sizeRelH relativeFrom="margin">
-              <wp14:pctWidth>0</wp14:pctWidth>
-            </wp14:sizeRelH>
-            <wp14:sizeRelV relativeFrom="margin">
-              <wp14:pctHeight>0</wp14:pctHeight>
-            </wp14:sizeRelV>
-          </wp:anchor>
-        </w:drawing>
-      </w:r>
-      <w:r>
-        <w:rPr>
-          <w:rFonts w:ascii="Segoe UI" w:hAnsi="Segoe UI" w:cs="Segoe UI"/>
-          <w:i/>
-          <w:iCs/>
-          <w:sz w:val="20"/>
-          <w:szCs w:val="20"/>
-        </w:rPr>
-        <w:t>It’s not just how much you eat</w:t>
-      </w:r>
-      <w:r>
-        <w:rPr>
-          <w:rFonts w:ascii="Segoe UI" w:hAnsi="Segoe UI" w:cs="Segoe UI"/>
-          <w:i/>
-          <w:iCs/>
-          <w:sz w:val="20"/>
-          <w:szCs w:val="20"/>
-        </w:rPr>
-        <w:t>,</w:t>
-      </w:r>
-      <w:r>
-        <w:rPr>
-          <w:rFonts w:ascii="Segoe UI" w:hAnsi="Segoe UI" w:cs="Segoe UI"/>
-          <w:i/>
-          <w:iCs/>
-          <w:sz w:val="20"/>
-          <w:szCs w:val="20"/>
-        </w:rPr>
-        <w:t xml:space="preserve"> it’s what and how you eat</w:t>
-      </w:r>
-      <w:r>
-        <w:rPr>
-          <w:rFonts w:ascii="Segoe UI" w:hAnsi="Segoe UI" w:cs="Segoe UI"/>
-          <w:i/>
-          <w:iCs/>
-          <w:sz w:val="20"/>
-          <w:szCs w:val="20"/>
-        </w:rPr>
-        <w:t>.</w:t>
-      </w:r>
-      <w:r>
-        <w:rPr>
-          <w:rFonts w:ascii="Segoe UI" w:hAnsi="Segoe UI" w:cs="Segoe UI"/>
-          <w:i/>
-          <w:iCs/>
+        <w:t>Many people unknowingly</w:t>
+      </w:r>
+      <w:r>
+        <w:rPr>
+          <w:rFonts w:ascii="Segoe UI" w:hAnsi="Segoe UI" w:cs="Segoe UI"/>
+          <w:i/>
+          <w:iCs/>
+          <w:noProof/>
+          <w:sz w:val="20"/>
+          <w:szCs w:val="20"/>
+        </w:rPr>
+        <w:t>:</w:t>
+      </w:r>
+      <w:r>
+        <w:rPr>
+          <w:rFonts w:ascii="Segoe UI" w:hAnsi="Segoe UI" w:cs="Segoe UI"/>
+          <w:i/>
+          <w:iCs/>
+          <w:noProof/>
           <w:sz w:val="20"/>
           <w:szCs w:val="20"/>
         </w:rPr>
@@ -172,9 +150,32 @@
       </w:r>
       <w:r>
         <w:rPr>
-          <w:rFonts w:ascii="Segoe UI" w:hAnsi="Segoe UI" w:cs="Segoe UI"/>
-          <w:i/>
-          <w:iCs/>
+          <w:rFonts w:ascii="Segoe UI Symbol" w:hAnsi="Segoe UI Symbol" w:cs="Segoe UI Symbol"/>
+          <w:i/>
+          <w:iCs/>
+          <w:noProof/>
+          <w:sz w:val="20"/>
+          <w:szCs w:val="20"/>
+        </w:rPr>
+        <w:t>✔</w:t>
+      </w:r>
+      <w:r>
+        <w:rPr>
+          <w:rFonts w:ascii="Segoe UI" w:hAnsi="Segoe UI" w:cs="Segoe UI"/>
+          <w:i/>
+          <w:iCs/>
+          <w:noProof/>
+          <w:sz w:val="20"/>
+          <w:szCs w:val="20"/>
+        </w:rPr>
+        <w:t xml:space="preserve"> Eat too little, slowing their metabolism</w:t>
+      </w:r>
+      <w:r>
+        <w:rPr>
+          <w:rFonts w:ascii="Segoe UI" w:hAnsi="Segoe UI" w:cs="Segoe UI"/>
+          <w:i/>
+          <w:iCs/>
+          <w:noProof/>
           <w:sz w:val="20"/>
           <w:szCs w:val="20"/>
         </w:rPr>
@@ -182,14 +183,14 @@
       </w:r>
       <w:r>
         <w:rPr>
-          <w:rFonts w:ascii="Segoe UI" w:hAnsi="Segoe UI" w:cs="Segoe UI"/>
+          <w:rFonts w:ascii="Segoe UI Symbol" w:hAnsi="Segoe UI Symbol" w:cs="Segoe UI Symbol"/>
           <w:i/>
           <w:iCs/>
           <w:noProof/>
           <w:sz w:val="20"/>
           <w:szCs w:val="20"/>
         </w:rPr>
-        <w:t>Many people unknowingly</w:t>
+        <w:t>✔</w:t>
       </w:r>
       <w:r>
         <w:rPr>
@@ -200,7 +201,7 @@
           <w:sz w:val="20"/>
           <w:szCs w:val="20"/>
         </w:rPr>
-        <w:t>:</w:t>
+        <w:t xml:space="preserve"> Choose the wrong types of food</w:t>
       </w:r>
       <w:r>
         <w:rPr>
@@ -233,14 +234,61 @@
           <w:sz w:val="20"/>
           <w:szCs w:val="20"/>
         </w:rPr>
-        <w:t xml:space="preserve"> Eat too little, slowing their metabolism</w:t>
-      </w:r>
-      <w:r>
-        <w:rPr>
-          <w:rFonts w:ascii="Segoe UI" w:hAnsi="Segoe UI" w:cs="Segoe UI"/>
-          <w:i/>
-          <w:iCs/>
-          <w:noProof/>
+        <w:t xml:space="preserve"> Don’t know their actual body fat level</w:t>
+      </w:r>
+      <w:r>
+        <w:rPr>
+          <w:rFonts w:ascii="Segoe UI" w:hAnsi="Segoe UI" w:cs="Segoe UI"/>
+          <w:i/>
+          <w:iCs/>
+          <w:sz w:val="20"/>
+          <w:szCs w:val="20"/>
+        </w:rPr>
+        <w:pict w14:anchorId="2B035C95">
+          <v:rect id="_x0000_i1025" style="width:0;height:1.5pt" o:hrstd="t" o:hr="t" fillcolor="#a0a0a0" stroked="f"/>
+        </w:pict>
+      </w:r>
+      <w:r>
+        <w:rPr>
+          <w:rFonts w:ascii="Segoe UI" w:hAnsi="Segoe UI" w:cs="Segoe UI"/>
+          <w:b/>
+          <w:bCs/>
+          <w:i/>
+          <w:iCs/>
+          <w:sz w:val="20"/>
+          <w:szCs w:val="20"/>
+        </w:rPr>
+        <w:t xml:space="preserve">What </w:t>
+      </w:r>
+      <w:r>
+        <w:rPr>
+          <w:rFonts w:ascii="Segoe UI" w:hAnsi="Segoe UI" w:cs="Segoe UI"/>
+          <w:b/>
+          <w:bCs/>
+          <w:i/>
+          <w:iCs/>
+          <w:sz w:val="20"/>
+          <w:szCs w:val="20"/>
+        </w:rPr>
+        <w:t>we</w:t>
+      </w:r>
+      <w:r>
+        <w:rPr>
+          <w:rFonts w:ascii="Segoe UI" w:hAnsi="Segoe UI" w:cs="Segoe UI"/>
+          <w:b/>
+          <w:bCs/>
+          <w:i/>
+          <w:iCs/>
+          <w:sz w:val="20"/>
+          <w:szCs w:val="20"/>
+        </w:rPr>
+        <w:t xml:space="preserve"> help you with:</w:t>
+      </w:r>
+      <w:r>
+        <w:rPr>
+          <w:rFonts w:ascii="Segoe UI" w:hAnsi="Segoe UI" w:cs="Segoe UI"/>
+          <w:i/>
+          <w:iCs/>
           <w:sz w:val="20"/>
           <w:szCs w:val="20"/>
         </w:rPr>
@@ -251,7 +299,6 @@
           <w:rFonts w:ascii="Segoe UI Symbol" w:hAnsi="Segoe UI Symbol" w:cs="Segoe UI Symbol"/>
           <w:i/>
           <w:iCs/>
-          <w:noProof/>
           <w:sz w:val="20"/>
           <w:szCs w:val="20"/>
         </w:rPr>
@@ -262,18 +309,16 @@
           <w:rFonts w:ascii="Segoe UI" w:hAnsi="Segoe UI" w:cs="Segoe UI"/>
           <w:i/>
           <w:iCs/>
-          <w:noProof/>
-          <w:sz w:val="20"/>
-          <w:szCs w:val="20"/>
-        </w:rPr>
-        <w:t xml:space="preserve"> Choose the wrong types of food</w:t>
-      </w:r>
-      <w:r>
-        <w:rPr>
-          <w:rFonts w:ascii="Segoe UI" w:hAnsi="Segoe UI" w:cs="Segoe UI"/>
-          <w:i/>
-          <w:iCs/>
-          <w:noProof/>
+          <w:sz w:val="20"/>
+          <w:szCs w:val="20"/>
+        </w:rPr>
+        <w:t xml:space="preserve"> Eat normal food (no extreme diet)</w:t>
+      </w:r>
+      <w:r>
+        <w:rPr>
+          <w:rFonts w:ascii="Segoe UI" w:hAnsi="Segoe UI" w:cs="Segoe UI"/>
+          <w:i/>
+          <w:iCs/>
           <w:sz w:val="20"/>
           <w:szCs w:val="20"/>
         </w:rPr>
@@ -284,7 +329,6 @@
           <w:rFonts w:ascii="Segoe UI Symbol" w:hAnsi="Segoe UI Symbol" w:cs="Segoe UI Symbol"/>
           <w:i/>
           <w:iCs/>
-          <w:noProof/>
           <w:sz w:val="20"/>
           <w:szCs w:val="20"/>
         </w:rPr>
@@ -295,59 +339,90 @@
           <w:rFonts w:ascii="Segoe UI" w:hAnsi="Segoe UI" w:cs="Segoe UI"/>
           <w:i/>
           <w:iCs/>
-          <w:noProof/>
-          <w:sz w:val="20"/>
-          <w:szCs w:val="20"/>
-        </w:rPr>
-        <w:t xml:space="preserve"> Don’t know their actual body fat level</w:t>
-      </w:r>
-      <w:r>
-        <w:rPr>
-          <w:rFonts w:ascii="Segoe UI" w:hAnsi="Segoe UI" w:cs="Segoe UI"/>
-          <w:i/>
-          <w:iCs/>
-          <w:sz w:val="20"/>
-          <w:szCs w:val="20"/>
-        </w:rPr>
-        <w:pict w14:anchorId="2B035C95">
-          <v:rect id="_x0000_i1065" style="width:0;height:1.5pt" o:hrstd="t" o:hr="t" fillcolor="#a0a0a0" stroked="f"/>
+          <w:sz w:val="20"/>
+          <w:szCs w:val="20"/>
+        </w:rPr>
+        <w:t xml:space="preserve"> Make better choices when dining out </w:t>
+      </w:r>
+      <w:r>
+        <w:rPr>
+          <w:rFonts w:ascii="Segoe UI Emoji" w:hAnsi="Segoe UI Emoji" w:cs="Segoe UI Emoji"/>
+          <w:sz w:val="20"/>
+          <w:szCs w:val="20"/>
+        </w:rPr>
+        <w:t>🍽️</w:t>
+      </w:r>
+      <w:r>
+        <w:rPr>
+          <w:rFonts w:ascii="Segoe UI" w:hAnsi="Segoe UI" w:cs="Segoe UI"/>
+          <w:i/>
+          <w:iCs/>
+          <w:sz w:val="20"/>
+          <w:szCs w:val="20"/>
+        </w:rPr>
+        <w:br/>
+      </w:r>
+      <w:r>
+        <w:rPr>
+          <w:rFonts w:ascii="Segoe UI Symbol" w:hAnsi="Segoe UI Symbol" w:cs="Segoe UI Symbol"/>
+          <w:i/>
+          <w:iCs/>
+          <w:sz w:val="20"/>
+          <w:szCs w:val="20"/>
+        </w:rPr>
+        <w:t>✔</w:t>
+      </w:r>
+      <w:r>
+        <w:rPr>
+          <w:rFonts w:ascii="Segoe UI" w:hAnsi="Segoe UI" w:cs="Segoe UI"/>
+          <w:i/>
+          <w:iCs/>
+          <w:sz w:val="20"/>
+          <w:szCs w:val="20"/>
+        </w:rPr>
+        <w:t xml:space="preserve"> Reduce fat &amp; improve energy</w:t>
+      </w:r>
+      <w:r>
+        <w:rPr>
+          <w:rFonts w:ascii="Segoe UI" w:hAnsi="Segoe UI" w:cs="Segoe UI"/>
+          <w:i/>
+          <w:iCs/>
+          <w:sz w:val="20"/>
+          <w:szCs w:val="20"/>
+        </w:rPr>
+        <w:pict w14:anchorId="3B037A20">
+          <v:rect id="_x0000_i1026" style="width:0;height:1.5pt" o:hrstd="t" o:hr="t" fillcolor="#a0a0a0" stroked="f"/>
         </w:pict>
       </w:r>
       <w:r>
         <w:rPr>
-          <w:rFonts w:ascii="Segoe UI" w:hAnsi="Segoe UI" w:cs="Segoe UI"/>
-          <w:b/>
-          <w:bCs/>
-          <w:i/>
-          <w:iCs/>
-          <w:sz w:val="20"/>
-          <w:szCs w:val="20"/>
-        </w:rPr>
-        <w:t xml:space="preserve">What </w:t>
-      </w:r>
-      <w:r>
-        <w:rPr>
-          <w:rFonts w:ascii="Segoe UI" w:hAnsi="Segoe UI" w:cs="Segoe UI"/>
-          <w:b/>
-          <w:bCs/>
-          <w:i/>
-          <w:iCs/>
-          <w:sz w:val="20"/>
-          <w:szCs w:val="20"/>
-        </w:rPr>
-        <w:t>we</w:t>
-      </w:r>
-      <w:r>
-        <w:rPr>
-          <w:rFonts w:ascii="Segoe UI" w:hAnsi="Segoe UI" w:cs="Segoe UI"/>
-          <w:b/>
-          <w:bCs/>
-          <w:i/>
-          <w:iCs/>
-          <w:sz w:val="20"/>
-          <w:szCs w:val="20"/>
-        </w:rPr>
-        <w:t xml:space="preserve"> help you with:</w:t>
+          <w:rFonts w:ascii="Segoe UI Emoji" w:hAnsi="Segoe UI Emoji" w:cs="Segoe UI Emoji"/>
+          <w:sz w:val="20"/>
+          <w:szCs w:val="20"/>
+        </w:rPr>
+        <w:t>🎁</w:t>
+      </w:r>
+      <w:r>
+        <w:rPr>
+          <w:rFonts w:ascii="Segoe UI" w:hAnsi="Segoe UI" w:cs="Segoe UI"/>
+          <w:i/>
+          <w:iCs/>
+          <w:sz w:val="20"/>
+          <w:szCs w:val="20"/>
+        </w:rPr>
+        <w:t xml:space="preserve"> </w:t>
+      </w:r>
+      <w:r>
+        <w:rPr>
+          <w:rFonts w:ascii="Segoe UI" w:hAnsi="Segoe UI" w:cs="Segoe UI"/>
+          <w:b/>
+          <w:bCs/>
+          <w:i/>
+          <w:iCs/>
+          <w:sz w:val="20"/>
+          <w:szCs w:val="20"/>
+        </w:rPr>
+        <w:t>FREE Body Composition Check (8 Indicators)</w:t>
       </w:r>
       <w:r>
         <w:rPr>
@@ -361,102 +436,44 @@
       </w:r>
       <w:r>
         <w:rPr>
-          <w:rFonts w:ascii="Segoe UI Symbol" w:hAnsi="Segoe UI Symbol" w:cs="Segoe UI Symbol"/>
-          <w:i/>
-          <w:iCs/>
-          <w:sz w:val="20"/>
-          <w:szCs w:val="20"/>
-        </w:rPr>
-        <w:t>✔</w:t>
-      </w:r>
-      <w:r>
-        <w:rPr>
-          <w:rFonts w:ascii="Segoe UI" w:hAnsi="Segoe UI" w:cs="Segoe UI"/>
-          <w:i/>
-          <w:iCs/>
-          <w:sz w:val="20"/>
-          <w:szCs w:val="20"/>
-        </w:rPr>
-        <w:t xml:space="preserve"> Eat normal food (no extreme diet)</w:t>
-      </w:r>
-      <w:r>
-        <w:rPr>
-          <w:rFonts w:ascii="Segoe UI" w:hAnsi="Segoe UI" w:cs="Segoe UI"/>
-          <w:i/>
-          <w:iCs/>
-          <w:sz w:val="20"/>
-          <w:szCs w:val="20"/>
-        </w:rPr>
-        <w:br/>
-      </w:r>
-      <w:r>
-        <w:rPr>
-          <w:rFonts w:ascii="Segoe UI Symbol" w:hAnsi="Segoe UI Symbol" w:cs="Segoe UI Symbol"/>
-          <w:i/>
-          <w:iCs/>
-          <w:sz w:val="20"/>
-          <w:szCs w:val="20"/>
-        </w:rPr>
-        <w:t>✔</w:t>
-      </w:r>
-      <w:r>
-        <w:rPr>
-          <w:rFonts w:ascii="Segoe UI" w:hAnsi="Segoe UI" w:cs="Segoe UI"/>
-          <w:i/>
-          <w:iCs/>
-          <w:sz w:val="20"/>
-          <w:szCs w:val="20"/>
-        </w:rPr>
-        <w:t xml:space="preserve"> Make better choices when dining out </w:t>
-      </w:r>
-      <w:r>
-        <w:rPr>
           <w:rFonts w:ascii="Segoe UI Emoji" w:hAnsi="Segoe UI Emoji" w:cs="Segoe UI Emoji"/>
           <w:sz w:val="20"/>
           <w:szCs w:val="20"/>
         </w:rPr>
-        <w:t>🍽️</w:t>
-      </w:r>
-      <w:r>
-        <w:rPr>
-          <w:rFonts w:ascii="Segoe UI" w:hAnsi="Segoe UI" w:cs="Segoe UI"/>
-          <w:i/>
-          <w:iCs/>
-          <w:sz w:val="20"/>
-          <w:szCs w:val="20"/>
-        </w:rPr>
-        <w:br/>
-      </w:r>
-      <w:r>
-        <w:rPr>
-          <w:rFonts w:ascii="Segoe UI Symbol" w:hAnsi="Segoe UI Symbol" w:cs="Segoe UI Symbol"/>
-          <w:i/>
-          <w:iCs/>
-          <w:sz w:val="20"/>
-          <w:szCs w:val="20"/>
-        </w:rPr>
-        <w:t>✔</w:t>
-      </w:r>
-      <w:r>
-        <w:rPr>
-          <w:rFonts w:ascii="Segoe UI" w:hAnsi="Segoe UI" w:cs="Segoe UI"/>
-          <w:i/>
-          <w:iCs/>
-          <w:sz w:val="20"/>
-          <w:szCs w:val="20"/>
-        </w:rPr>
-        <w:t xml:space="preserve"> Reduce fat &amp; improve energy</w:t>
-      </w:r>
-      <w:r>
-        <w:rPr>
-          <w:rFonts w:ascii="Segoe UI" w:hAnsi="Segoe UI" w:cs="Segoe UI"/>
-          <w:i/>
-          <w:iCs/>
-          <w:sz w:val="20"/>
-          <w:szCs w:val="20"/>
-        </w:rPr>
-        <w:pict w14:anchorId="3B037A20">
-          <v:rect id="_x0000_i1066" style="width:0;height:1.5pt" o:hrstd="t" o:hr="t" fillcolor="#a0a0a0" stroked="f"/>
+        <w:t>📊</w:t>
+      </w:r>
+      <w:r>
+        <w:rPr>
+          <w:rFonts w:ascii="Segoe UI" w:hAnsi="Segoe UI" w:cs="Segoe UI"/>
+          <w:i/>
+          <w:iCs/>
+          <w:sz w:val="20"/>
+          <w:szCs w:val="20"/>
+        </w:rPr>
+        <w:t xml:space="preserve"> </w:t>
+      </w:r>
+      <w:r>
+        <w:rPr>
+          <w:rFonts w:ascii="Segoe UI" w:hAnsi="Segoe UI" w:cs="Segoe UI"/>
+          <w:b/>
+          <w:bCs/>
+          <w:i/>
+          <w:iCs/>
+          <w:sz w:val="20"/>
+          <w:szCs w:val="20"/>
+        </w:rPr>
+        <w:t>Personalized Weight Loss Guidance</w:t>
+      </w:r>
+      <w:r>
+        <w:rPr>
+          <w:rFonts w:ascii="Segoe UI" w:hAnsi="Segoe UI" w:cs="Segoe UI"/>
+          <w:i/>
+          <w:iCs/>
+          <w:sz w:val="20"/>
+          <w:szCs w:val="20"/>
+        </w:rPr>
+        <w:pict w14:anchorId="0F70E7BB">
+          <v:rect id="_x0000_i1027" style="width:0;height:1.5pt" o:hrstd="t" o:hr="t" fillcolor="#a0a0a0" stroked="f"/>
         </w:pict>
       </w:r>
       <w:r>
@@ -465,88 +482,6 @@
           <w:sz w:val="20"/>
           <w:szCs w:val="20"/>
         </w:rPr>
-        <w:t>🎁</w:t>
-      </w:r>
-      <w:r>
-        <w:rPr>
-          <w:rFonts w:ascii="Segoe UI" w:hAnsi="Segoe UI" w:cs="Segoe UI"/>
-          <w:i/>
-          <w:iCs/>
-          <w:sz w:val="20"/>
-          <w:szCs w:val="20"/>
-        </w:rPr>
-        <w:t xml:space="preserve"> </w:t>
-      </w:r>
-      <w:r>
-        <w:rPr>
-          <w:rFonts w:ascii="Segoe UI" w:hAnsi="Segoe UI" w:cs="Segoe UI"/>
-          <w:b/>
-          <w:bCs/>
-          <w:i/>
-          <w:iCs/>
-          <w:sz w:val="20"/>
-          <w:szCs w:val="20"/>
-        </w:rPr>
-        <w:t>FREE Body Composition Check (8 Indicators)</w:t>
-      </w:r>
-      <w:r>
-        <w:rPr>
-          <w:rFonts w:ascii="Segoe UI" w:hAnsi="Segoe UI" w:cs="Segoe UI"/>
-          <w:i/>
-          <w:iCs/>
-          <w:sz w:val="20"/>
-          <w:szCs w:val="20"/>
-        </w:rPr>
-        <w:br/>
-      </w:r>
-      <w:r>
-        <w:rPr>
-          <w:rFonts w:ascii="Segoe UI Emoji" w:hAnsi="Segoe UI Emoji" w:cs="Segoe UI Emoji"/>
-          <w:sz w:val="20"/>
-          <w:szCs w:val="20"/>
-        </w:rPr>
-        <w:t>📊</w:t>
-      </w:r>
-      <w:r>
-        <w:rPr>
-          <w:rFonts w:ascii="Segoe UI" w:hAnsi="Segoe UI" w:cs="Segoe UI"/>
-          <w:i/>
-          <w:iCs/>
-          <w:sz w:val="20"/>
-          <w:szCs w:val="20"/>
-        </w:rPr>
-        <w:t xml:space="preserve"> </w:t>
-      </w:r>
-      <w:r>
-        <w:rPr>
-          <w:rFonts w:ascii="Segoe UI" w:hAnsi="Segoe UI" w:cs="Segoe UI"/>
-          <w:b/>
-          <w:bCs/>
-          <w:i/>
-          <w:iCs/>
-          <w:sz w:val="20"/>
-          <w:szCs w:val="20"/>
-        </w:rPr>
-        <w:t>Personalized Weight Loss Guidance</w:t>
-      </w:r>
-      <w:r>
-        <w:rPr>
-          <w:rFonts w:ascii="Segoe UI" w:hAnsi="Segoe UI" w:cs="Segoe UI"/>
-          <w:i/>
-          <w:iCs/>
-          <w:sz w:val="20"/>
-          <w:szCs w:val="20"/>
-        </w:rPr>
-        <w:pict w14:anchorId="0F70E7BB">
-          <v:rect id="_x0000_i1067" style="width:0;height:1.5pt" o:hrstd="t" o:hr="t" fillcolor="#a0a0a0" stroked="f"/>
-        </w:pict>
-      </w:r>
-      <w:r>
-        <w:rPr>
-          <w:rFonts w:ascii="Segoe UI Emoji" w:hAnsi="Segoe UI Emoji" w:cs="Segoe UI Emoji"/>
-          <w:sz w:val="20"/>
-          <w:szCs w:val="20"/>
-        </w:rPr>
         <w:t>👉</w:t>
       </w:r>
       <w:r>
@@ -592,7 +527,7 @@
           <w:szCs w:val="20"/>
         </w:rPr>
         <w:pict w14:anchorId="7976BD0F">
-          <v:rect id="_x0000_i1068" style="width:0;height:1.5pt" o:hralign="center" o:hrstd="t" o:hr="t" fillcolor="#a0a0a0" stroked="f"/>
+          <v:rect id="_x0000_i1028" style="width:0;height:1.5pt" o:hralign="center" o:hrstd="t" o:hr="t" fillcolor="#a0a0a0" stroked="f"/>
         </w:pict>
       </w:r>
       <w:r>
@@ -909,111 +844,89 @@
           <w:rFonts w:ascii="Segoe UI" w:hAnsi="Segoe UI" w:cs="Segoe UI"/>
           <w:i/>
           <w:iCs/>
+          <w:sz w:val="20"/>
+          <w:szCs w:val="20"/>
+        </w:rPr>
+        <w:t>It’s not just how much you eat</w:t>
+      </w:r>
+      <w:r>
+        <w:rPr>
+          <w:rFonts w:ascii="Segoe UI" w:hAnsi="Segoe UI" w:cs="Segoe UI"/>
+          <w:i/>
+          <w:iCs/>
+          <w:sz w:val="20"/>
+          <w:szCs w:val="20"/>
+        </w:rPr>
+        <w:t>,</w:t>
+      </w:r>
+      <w:r>
+        <w:rPr>
+          <w:rFonts w:ascii="Segoe UI" w:hAnsi="Segoe UI" w:cs="Segoe UI"/>
+          <w:i/>
+          <w:iCs/>
+          <w:sz w:val="20"/>
+          <w:szCs w:val="20"/>
+        </w:rPr>
+        <w:t xml:space="preserve"> it’s what and how you eat</w:t>
+      </w:r>
+      <w:r>
+        <w:rPr>
+          <w:rFonts w:ascii="Segoe UI" w:hAnsi="Segoe UI" w:cs="Segoe UI"/>
+          <w:i/>
+          <w:iCs/>
+          <w:sz w:val="20"/>
+          <w:szCs w:val="20"/>
+        </w:rPr>
+        <w:t>.</w:t>
+      </w:r>
+      <w:r>
+        <w:rPr>
+          <w:rFonts w:ascii="Segoe UI" w:hAnsi="Segoe UI" w:cs="Segoe UI"/>
+          <w:i/>
+          <w:iCs/>
+          <w:sz w:val="20"/>
+          <w:szCs w:val="20"/>
+        </w:rPr>
+        <w:br/>
+      </w:r>
+      <w:r>
+        <w:rPr>
+          <w:rFonts w:ascii="Segoe UI" w:hAnsi="Segoe UI" w:cs="Segoe UI"/>
+          <w:i/>
+          <w:iCs/>
+          <w:sz w:val="20"/>
+          <w:szCs w:val="20"/>
+        </w:rPr>
+        <w:br/>
+      </w:r>
+      <w:r>
+        <w:rPr>
+          <w:rFonts w:ascii="Segoe UI" w:hAnsi="Segoe UI" w:cs="Segoe UI"/>
+          <w:i/>
+          <w:iCs/>
           <w:noProof/>
           <w:sz w:val="20"/>
           <w:szCs w:val="20"/>
         </w:rPr>
-        <w:drawing>
-          <wp:anchor distT="0" distB="0" distL="114300" distR="114300" simplePos="0" relativeHeight="251663360" behindDoc="0" locked="0" layoutInCell="1" allowOverlap="1" wp14:anchorId="24CE65FD" wp14:editId="7530B2EF">
-            <wp:simplePos x="0" y="0"/>
-            <wp:positionH relativeFrom="column">
-              <wp:posOffset>2720340</wp:posOffset>
-            </wp:positionH>
-            <wp:positionV relativeFrom="paragraph">
-              <wp:posOffset>3406140</wp:posOffset>
-            </wp:positionV>
-            <wp:extent cx="508635" cy="506095"/>
-            <wp:effectExtent l="0" t="0" r="5715" b="8255"/>
-            <wp:wrapSquare wrapText="bothSides"/>
-            <wp:docPr id="1537697065" name="Picture 1"/>
-            <wp:cNvGraphicFramePr>
-              <a:graphicFrameLocks xmlns:a="http://schemas.openxmlformats.org/drawingml/2006/main" noChangeAspect="1"/>
-            </wp:cNvGraphicFramePr>
-            <a:graphic xmlns:a="http://schemas.openxmlformats.org/drawingml/2006/main">
-              <a:graphicData uri="http://schemas.openxmlformats.org/drawingml/2006/picture">
-                <pic:pic xmlns:pic="http://schemas.openxmlformats.org/drawingml/2006/picture">
-                  <pic:nvPicPr>
-                    <pic:cNvPr id="661431128" name=""/>
-                    <pic:cNvPicPr/>
-                  </pic:nvPicPr>
-                  <pic:blipFill>
-                    <a:blip r:embed="rId5" cstate="print">
-                      <a:extLst>
-                        <a:ext uri="{28A0092B-C50C-407E-A947-70E740481C1C}">
-                          <a14:useLocalDpi xmlns:a14="http://schemas.microsoft.com/office/drawing/2010/main" val="0"/>
-                        </a:ext>
-                      </a:extLst>
-                    </a:blip>
-                    <a:stretch>
-                      <a:fillRect/>
-                    </a:stretch>
-                  </pic:blipFill>
-                  <pic:spPr>
-                    <a:xfrm>
-                      <a:off x="0" y="0"/>
-                      <a:ext cx="508635" cy="506095"/>
-                    </a:xfrm>
-                    <a:prstGeom prst="rect">
-                      <a:avLst/>
-                    </a:prstGeom>
-                  </pic:spPr>
-                </pic:pic>
-              </a:graphicData>
-            </a:graphic>
-            <wp14:sizeRelH relativeFrom="margin">
-              <wp14:pctWidth>0</wp14:pctWidth>
-            </wp14:sizeRelH>
-            <wp14:sizeRelV relativeFrom="margin">
-              <wp14:pctHeight>0</wp14:pctHeight>
-            </wp14:sizeRelV>
-          </wp:anchor>
-        </w:drawing>
-      </w:r>
-      <w:r>
-        <w:rPr>
-          <w:rFonts w:ascii="Segoe UI" w:hAnsi="Segoe UI" w:cs="Segoe UI"/>
-          <w:i/>
-          <w:iCs/>
-          <w:sz w:val="20"/>
-          <w:szCs w:val="20"/>
-        </w:rPr>
-        <w:t>It’s not just how much you eat</w:t>
-      </w:r>
-      <w:r>
-        <w:rPr>
-          <w:rFonts w:ascii="Segoe UI" w:hAnsi="Segoe UI" w:cs="Segoe UI"/>
-          <w:i/>
-          <w:iCs/>
-          <w:sz w:val="20"/>
-          <w:szCs w:val="20"/>
-        </w:rPr>
-        <w:t>,</w:t>
-      </w:r>
-      <w:r>
-        <w:rPr>
-          <w:rFonts w:ascii="Segoe UI" w:hAnsi="Segoe UI" w:cs="Segoe UI"/>
-          <w:i/>
-          <w:iCs/>
-          <w:sz w:val="20"/>
-          <w:szCs w:val="20"/>
-        </w:rPr>
-        <w:t xml:space="preserve"> it’s what and how you eat</w:t>
-      </w:r>
-      <w:r>
-        <w:rPr>
-          <w:rFonts w:ascii="Segoe UI" w:hAnsi="Segoe UI" w:cs="Segoe UI"/>
-          <w:i/>
-          <w:iCs/>
-          <w:sz w:val="20"/>
-          <w:szCs w:val="20"/>
-        </w:rPr>
-        <w:t>.</w:t>
-      </w:r>
-      <w:r>
-        <w:rPr>
-          <w:rFonts w:ascii="Segoe UI" w:hAnsi="Segoe UI" w:cs="Segoe UI"/>
-          <w:i/>
-          <w:iCs/>
+        <w:t>Many people unknowingly</w:t>
+      </w:r>
+      <w:r>
+        <w:rPr>
+          <w:rFonts w:ascii="Segoe UI" w:hAnsi="Segoe UI" w:cs="Segoe UI"/>
+          <w:i/>
+          <w:iCs/>
+          <w:noProof/>
+          <w:sz w:val="20"/>
+          <w:szCs w:val="20"/>
+        </w:rPr>
+        <w:t>:</w:t>
+      </w:r>
+      <w:r>
+        <w:rPr>
+          <w:rFonts w:ascii="Segoe UI" w:hAnsi="Segoe UI" w:cs="Segoe UI"/>
+          <w:i/>
+          <w:iCs/>
+          <w:noProof/>
           <w:sz w:val="20"/>
           <w:szCs w:val="20"/>
         </w:rPr>
@@ -1021,9 +934,32 @@
       </w:r>
       <w:r>
         <w:rPr>
-          <w:rFonts w:ascii="Segoe UI" w:hAnsi="Segoe UI" w:cs="Segoe UI"/>
-          <w:i/>
-          <w:iCs/>
+          <w:rFonts w:ascii="Segoe UI Symbol" w:hAnsi="Segoe UI Symbol" w:cs="Segoe UI Symbol"/>
+          <w:i/>
+          <w:iCs/>
+          <w:noProof/>
+          <w:sz w:val="20"/>
+          <w:szCs w:val="20"/>
+        </w:rPr>
+        <w:t>✔</w:t>
+      </w:r>
+      <w:r>
+        <w:rPr>
+          <w:rFonts w:ascii="Segoe UI" w:hAnsi="Segoe UI" w:cs="Segoe UI"/>
+          <w:i/>
+          <w:iCs/>
+          <w:noProof/>
+          <w:sz w:val="20"/>
+          <w:szCs w:val="20"/>
+        </w:rPr>
+        <w:t xml:space="preserve"> Eat too little, slowing their metabolism</w:t>
+      </w:r>
+      <w:r>
+        <w:rPr>
+          <w:rFonts w:ascii="Segoe UI" w:hAnsi="Segoe UI" w:cs="Segoe UI"/>
+          <w:i/>
+          <w:iCs/>
+          <w:noProof/>
           <w:sz w:val="20"/>
           <w:szCs w:val="20"/>
         </w:rPr>
@@ -1031,14 +967,14 @@
       </w:r>
       <w:r>
         <w:rPr>
-          <w:rFonts w:ascii="Segoe UI" w:hAnsi="Segoe UI" w:cs="Segoe UI"/>
+          <w:rFonts w:ascii="Segoe UI Symbol" w:hAnsi="Segoe UI Symbol" w:cs="Segoe UI Symbol"/>
           <w:i/>
           <w:iCs/>
           <w:noProof/>
           <w:sz w:val="20"/>
           <w:szCs w:val="20"/>
         </w:rPr>
-        <w:t>Many people unknowingly</w:t>
+        <w:t>✔</w:t>
       </w:r>
       <w:r>
         <w:rPr>
@@ -1049,7 +985,7 @@
           <w:sz w:val="20"/>
           <w:szCs w:val="20"/>
         </w:rPr>
-        <w:t>:</w:t>
+        <w:t xml:space="preserve"> Choose the wrong types of food</w:t>
       </w:r>
       <w:r>
         <w:rPr>
@@ -1082,14 +1018,61 @@
           <w:sz w:val="20"/>
           <w:szCs w:val="20"/>
         </w:rPr>
-        <w:t xml:space="preserve"> Eat too little, slowing their metabolism</w:t>
-      </w:r>
-      <w:r>
-        <w:rPr>
-          <w:rFonts w:ascii="Segoe UI" w:hAnsi="Segoe UI" w:cs="Segoe UI"/>
-          <w:i/>
-          <w:iCs/>
-          <w:noProof/>
+        <w:t xml:space="preserve"> Don’t know their actual body fat level</w:t>
+      </w:r>
+      <w:r>
+        <w:rPr>
+          <w:rFonts w:ascii="Segoe UI" w:hAnsi="Segoe UI" w:cs="Segoe UI"/>
+          <w:i/>
+          <w:iCs/>
+          <w:sz w:val="20"/>
+          <w:szCs w:val="20"/>
+        </w:rPr>
+        <w:pict w14:anchorId="7FD8A03C">
+          <v:rect id="_x0000_i1029" style="width:0;height:1.5pt" o:hrstd="t" o:hr="t" fillcolor="#a0a0a0" stroked="f"/>
+        </w:pict>
+      </w:r>
+      <w:r>
+        <w:rPr>
+          <w:rFonts w:ascii="Segoe UI" w:hAnsi="Segoe UI" w:cs="Segoe UI"/>
+          <w:b/>
+          <w:bCs/>
+          <w:i/>
+          <w:iCs/>
+          <w:sz w:val="20"/>
+          <w:szCs w:val="20"/>
+        </w:rPr>
+        <w:t xml:space="preserve">What </w:t>
+      </w:r>
+      <w:r>
+        <w:rPr>
+          <w:rFonts w:ascii="Segoe UI" w:hAnsi="Segoe UI" w:cs="Segoe UI"/>
+          <w:b/>
+          <w:bCs/>
+          <w:i/>
+          <w:iCs/>
+          <w:sz w:val="20"/>
+          <w:szCs w:val="20"/>
+        </w:rPr>
+        <w:t>we</w:t>
+      </w:r>
+      <w:r>
+        <w:rPr>
+          <w:rFonts w:ascii="Segoe UI" w:hAnsi="Segoe UI" w:cs="Segoe UI"/>
+          <w:b/>
+          <w:bCs/>
+          <w:i/>
+          <w:iCs/>
+          <w:sz w:val="20"/>
+          <w:szCs w:val="20"/>
+        </w:rPr>
+        <w:t xml:space="preserve"> help you with:</w:t>
+      </w:r>
+      <w:r>
+        <w:rPr>
+          <w:rFonts w:ascii="Segoe UI" w:hAnsi="Segoe UI" w:cs="Segoe UI"/>
+          <w:i/>
+          <w:iCs/>
           <w:sz w:val="20"/>
           <w:szCs w:val="20"/>
         </w:rPr>
@@ -1100,7 +1083,6 @@
           <w:rFonts w:ascii="Segoe UI Symbol" w:hAnsi="Segoe UI Symbol" w:cs="Segoe UI Symbol"/>
           <w:i/>
           <w:iCs/>
-          <w:noProof/>
           <w:sz w:val="20"/>
           <w:szCs w:val="20"/>
         </w:rPr>
@@ -1111,18 +1093,16 @@
           <w:rFonts w:ascii="Segoe UI" w:hAnsi="Segoe UI" w:cs="Segoe UI"/>
           <w:i/>
           <w:iCs/>
-          <w:noProof/>
-          <w:sz w:val="20"/>
-          <w:szCs w:val="20"/>
-        </w:rPr>
-        <w:t xml:space="preserve"> Choose the wrong types of food</w:t>
-      </w:r>
-      <w:r>
-        <w:rPr>
-          <w:rFonts w:ascii="Segoe UI" w:hAnsi="Segoe UI" w:cs="Segoe UI"/>
-          <w:i/>
-          <w:iCs/>
-          <w:noProof/>
+          <w:sz w:val="20"/>
+          <w:szCs w:val="20"/>
+        </w:rPr>
+        <w:t xml:space="preserve"> Eat normal food (no extreme diet)</w:t>
+      </w:r>
+      <w:r>
+        <w:rPr>
+          <w:rFonts w:ascii="Segoe UI" w:hAnsi="Segoe UI" w:cs="Segoe UI"/>
+          <w:i/>
+          <w:iCs/>
           <w:sz w:val="20"/>
           <w:szCs w:val="20"/>
         </w:rPr>
@@ -1133,7 +1113,6 @@
           <w:rFonts w:ascii="Segoe UI Symbol" w:hAnsi="Segoe UI Symbol" w:cs="Segoe UI Symbol"/>
           <w:i/>
           <w:iCs/>
-          <w:noProof/>
           <w:sz w:val="20"/>
           <w:szCs w:val="20"/>
         </w:rPr>
@@ -1144,59 +1123,90 @@
           <w:rFonts w:ascii="Segoe UI" w:hAnsi="Segoe UI" w:cs="Segoe UI"/>
           <w:i/>
           <w:iCs/>
-          <w:noProof/>
-          <w:sz w:val="20"/>
-          <w:szCs w:val="20"/>
-        </w:rPr>
-        <w:t xml:space="preserve"> Don’t know their actual body fat level</w:t>
-      </w:r>
-      <w:r>
-        <w:rPr>
-          <w:rFonts w:ascii="Segoe UI" w:hAnsi="Segoe UI" w:cs="Segoe UI"/>
-          <w:i/>
-          <w:iCs/>
-          <w:sz w:val="20"/>
-          <w:szCs w:val="20"/>
-        </w:rPr>
-        <w:pict w14:anchorId="7FD8A03C">
-          <v:rect id="_x0000_i1096" style="width:0;height:1.5pt" o:hrstd="t" o:hr="t" fillcolor="#a0a0a0" stroked="f"/>
+          <w:sz w:val="20"/>
+          <w:szCs w:val="20"/>
+        </w:rPr>
+        <w:t xml:space="preserve"> Make better choices when dining out </w:t>
+      </w:r>
+      <w:r>
+        <w:rPr>
+          <w:rFonts w:ascii="Segoe UI Emoji" w:hAnsi="Segoe UI Emoji" w:cs="Segoe UI Emoji"/>
+          <w:sz w:val="20"/>
+          <w:szCs w:val="20"/>
+        </w:rPr>
+        <w:t>🍽️</w:t>
+      </w:r>
+      <w:r>
+        <w:rPr>
+          <w:rFonts w:ascii="Segoe UI" w:hAnsi="Segoe UI" w:cs="Segoe UI"/>
+          <w:i/>
+          <w:iCs/>
+          <w:sz w:val="20"/>
+          <w:szCs w:val="20"/>
+        </w:rPr>
+        <w:br/>
+      </w:r>
+      <w:r>
+        <w:rPr>
+          <w:rFonts w:ascii="Segoe UI Symbol" w:hAnsi="Segoe UI Symbol" w:cs="Segoe UI Symbol"/>
+          <w:i/>
+          <w:iCs/>
+          <w:sz w:val="20"/>
+          <w:szCs w:val="20"/>
+        </w:rPr>
+        <w:t>✔</w:t>
+      </w:r>
+      <w:r>
+        <w:rPr>
+          <w:rFonts w:ascii="Segoe UI" w:hAnsi="Segoe UI" w:cs="Segoe UI"/>
+          <w:i/>
+          <w:iCs/>
+          <w:sz w:val="20"/>
+          <w:szCs w:val="20"/>
+        </w:rPr>
+        <w:t xml:space="preserve"> Reduce fat &amp; improve energy</w:t>
+      </w:r>
+      <w:r>
+        <w:rPr>
+          <w:rFonts w:ascii="Segoe UI" w:hAnsi="Segoe UI" w:cs="Segoe UI"/>
+          <w:i/>
+          <w:iCs/>
+          <w:sz w:val="20"/>
+          <w:szCs w:val="20"/>
+        </w:rPr>
+        <w:pict w14:anchorId="348814DC">
+          <v:rect id="_x0000_i1030" style="width:0;height:1.5pt" o:hrstd="t" o:hr="t" fillcolor="#a0a0a0" stroked="f"/>
         </w:pict>
       </w:r>
       <w:r>
         <w:rPr>
-          <w:rFonts w:ascii="Segoe UI" w:hAnsi="Segoe UI" w:cs="Segoe UI"/>
-          <w:b/>
-          <w:bCs/>
-          <w:i/>
-          <w:iCs/>
-          <w:sz w:val="20"/>
-          <w:szCs w:val="20"/>
-        </w:rPr>
-        <w:t xml:space="preserve">What </w:t>
-      </w:r>
-      <w:r>
-        <w:rPr>
-          <w:rFonts w:ascii="Segoe UI" w:hAnsi="Segoe UI" w:cs="Segoe UI"/>
-          <w:b/>
-          <w:bCs/>
-          <w:i/>
-          <w:iCs/>
-          <w:sz w:val="20"/>
-          <w:szCs w:val="20"/>
-        </w:rPr>
-        <w:t>we</w:t>
-      </w:r>
-      <w:r>
-        <w:rPr>
-          <w:rFonts w:ascii="Segoe UI" w:hAnsi="Segoe UI" w:cs="Segoe UI"/>
-          <w:b/>
-          <w:bCs/>
-          <w:i/>
-          <w:iCs/>
-          <w:sz w:val="20"/>
-          <w:szCs w:val="20"/>
-        </w:rPr>
-        <w:t xml:space="preserve"> help you with:</w:t>
+          <w:rFonts w:ascii="Segoe UI Emoji" w:hAnsi="Segoe UI Emoji" w:cs="Segoe UI Emoji"/>
+          <w:sz w:val="20"/>
+          <w:szCs w:val="20"/>
+        </w:rPr>
+        <w:t>🎁</w:t>
+      </w:r>
+      <w:r>
+        <w:rPr>
+          <w:rFonts w:ascii="Segoe UI" w:hAnsi="Segoe UI" w:cs="Segoe UI"/>
+          <w:i/>
+          <w:iCs/>
+          <w:sz w:val="20"/>
+          <w:szCs w:val="20"/>
+        </w:rPr>
+        <w:t xml:space="preserve"> </w:t>
+      </w:r>
+      <w:r>
+        <w:rPr>
+          <w:rFonts w:ascii="Segoe UI" w:hAnsi="Segoe UI" w:cs="Segoe UI"/>
+          <w:b/>
+          <w:bCs/>
+          <w:i/>
+          <w:iCs/>
+          <w:sz w:val="20"/>
+          <w:szCs w:val="20"/>
+        </w:rPr>
+        <w:t>FREE Body Composition Check (8 Indicators)</w:t>
       </w:r>
       <w:r>
         <w:rPr>
@@ -1210,102 +1220,44 @@
       </w:r>
       <w:r>
         <w:rPr>
-          <w:rFonts w:ascii="Segoe UI Symbol" w:hAnsi="Segoe UI Symbol" w:cs="Segoe UI Symbol"/>
-          <w:i/>
-          <w:iCs/>
-          <w:sz w:val="20"/>
-          <w:szCs w:val="20"/>
-        </w:rPr>
-        <w:t>✔</w:t>
-      </w:r>
-      <w:r>
-        <w:rPr>
-          <w:rFonts w:ascii="Segoe UI" w:hAnsi="Segoe UI" w:cs="Segoe UI"/>
-          <w:i/>
-          <w:iCs/>
-          <w:sz w:val="20"/>
-          <w:szCs w:val="20"/>
-        </w:rPr>
-        <w:t xml:space="preserve"> Eat normal food (no extreme diet)</w:t>
-      </w:r>
-      <w:r>
-        <w:rPr>
-          <w:rFonts w:ascii="Segoe UI" w:hAnsi="Segoe UI" w:cs="Segoe UI"/>
-          <w:i/>
-          <w:iCs/>
-          <w:sz w:val="20"/>
-          <w:szCs w:val="20"/>
-        </w:rPr>
-        <w:br/>
-      </w:r>
-      <w:r>
-        <w:rPr>
-          <w:rFonts w:ascii="Segoe UI Symbol" w:hAnsi="Segoe UI Symbol" w:cs="Segoe UI Symbol"/>
-          <w:i/>
-          <w:iCs/>
-          <w:sz w:val="20"/>
-          <w:szCs w:val="20"/>
-        </w:rPr>
-        <w:t>✔</w:t>
-      </w:r>
-      <w:r>
-        <w:rPr>
-          <w:rFonts w:ascii="Segoe UI" w:hAnsi="Segoe UI" w:cs="Segoe UI"/>
-          <w:i/>
-          <w:iCs/>
-          <w:sz w:val="20"/>
-          <w:szCs w:val="20"/>
-        </w:rPr>
-        <w:t xml:space="preserve"> Make better choices when dining out </w:t>
-      </w:r>
-      <w:r>
-        <w:rPr>
           <w:rFonts w:ascii="Segoe UI Emoji" w:hAnsi="Segoe UI Emoji" w:cs="Segoe UI Emoji"/>
           <w:sz w:val="20"/>
           <w:szCs w:val="20"/>
         </w:rPr>
-        <w:t>🍽️</w:t>
-      </w:r>
-      <w:r>
-        <w:rPr>
-          <w:rFonts w:ascii="Segoe UI" w:hAnsi="Segoe UI" w:cs="Segoe UI"/>
-          <w:i/>
-          <w:iCs/>
-          <w:sz w:val="20"/>
-          <w:szCs w:val="20"/>
-        </w:rPr>
-        <w:br/>
-      </w:r>
-      <w:r>
-        <w:rPr>
-          <w:rFonts w:ascii="Segoe UI Symbol" w:hAnsi="Segoe UI Symbol" w:cs="Segoe UI Symbol"/>
-          <w:i/>
-          <w:iCs/>
-          <w:sz w:val="20"/>
-          <w:szCs w:val="20"/>
-        </w:rPr>
-        <w:t>✔</w:t>
-      </w:r>
-      <w:r>
-        <w:rPr>
-          <w:rFonts w:ascii="Segoe UI" w:hAnsi="Segoe UI" w:cs="Segoe UI"/>
-          <w:i/>
-          <w:iCs/>
-          <w:sz w:val="20"/>
-          <w:szCs w:val="20"/>
-        </w:rPr>
-        <w:t xml:space="preserve"> Reduce fat &amp; improve energy</w:t>
-      </w:r>
-      <w:r>
-        <w:rPr>
-          <w:rFonts w:ascii="Segoe UI" w:hAnsi="Segoe UI" w:cs="Segoe UI"/>
-          <w:i/>
-          <w:iCs/>
-          <w:sz w:val="20"/>
-          <w:szCs w:val="20"/>
-        </w:rPr>
-        <w:pict w14:anchorId="348814DC">
-          <v:rect id="_x0000_i1097" style="width:0;height:1.5pt" o:hrstd="t" o:hr="t" fillcolor="#a0a0a0" stroked="f"/>
+        <w:t>📊</w:t>
+      </w:r>
+      <w:r>
+        <w:rPr>
+          <w:rFonts w:ascii="Segoe UI" w:hAnsi="Segoe UI" w:cs="Segoe UI"/>
+          <w:i/>
+          <w:iCs/>
+          <w:sz w:val="20"/>
+          <w:szCs w:val="20"/>
+        </w:rPr>
+        <w:t xml:space="preserve"> </w:t>
+      </w:r>
+      <w:r>
+        <w:rPr>
+          <w:rFonts w:ascii="Segoe UI" w:hAnsi="Segoe UI" w:cs="Segoe UI"/>
+          <w:b/>
+          <w:bCs/>
+          <w:i/>
+          <w:iCs/>
+          <w:sz w:val="20"/>
+          <w:szCs w:val="20"/>
+        </w:rPr>
+        <w:t>Personalized Weight Loss Guidance</w:t>
+      </w:r>
+      <w:r>
+        <w:rPr>
+          <w:rFonts w:ascii="Segoe UI" w:hAnsi="Segoe UI" w:cs="Segoe UI"/>
+          <w:i/>
+          <w:iCs/>
+          <w:sz w:val="20"/>
+          <w:szCs w:val="20"/>
+        </w:rPr>
+        <w:pict w14:anchorId="63950786">
+          <v:rect id="_x0000_i1031" style="width:0;height:1.5pt" o:hrstd="t" o:hr="t" fillcolor="#a0a0a0" stroked="f"/>
         </w:pict>
       </w:r>
       <w:r>
@@ -1314,88 +1266,6 @@
           <w:sz w:val="20"/>
           <w:szCs w:val="20"/>
         </w:rPr>
-        <w:t>🎁</w:t>
-      </w:r>
-      <w:r>
-        <w:rPr>
-          <w:rFonts w:ascii="Segoe UI" w:hAnsi="Segoe UI" w:cs="Segoe UI"/>
-          <w:i/>
-          <w:iCs/>
-          <w:sz w:val="20"/>
-          <w:szCs w:val="20"/>
-        </w:rPr>
-        <w:t xml:space="preserve"> </w:t>
-      </w:r>
-      <w:r>
-        <w:rPr>
-          <w:rFonts w:ascii="Segoe UI" w:hAnsi="Segoe UI" w:cs="Segoe UI"/>
-          <w:b/>
-          <w:bCs/>
-          <w:i/>
-          <w:iCs/>
-          <w:sz w:val="20"/>
-          <w:szCs w:val="20"/>
-        </w:rPr>
-        <w:t>FREE Body Composition Check (8 Indicators)</w:t>
-      </w:r>
-      <w:r>
-        <w:rPr>
-          <w:rFonts w:ascii="Segoe UI" w:hAnsi="Segoe UI" w:cs="Segoe UI"/>
-          <w:i/>
-          <w:iCs/>
-          <w:sz w:val="20"/>
-          <w:szCs w:val="20"/>
-        </w:rPr>
-        <w:br/>
-      </w:r>
-      <w:r>
-        <w:rPr>
-          <w:rFonts w:ascii="Segoe UI Emoji" w:hAnsi="Segoe UI Emoji" w:cs="Segoe UI Emoji"/>
-          <w:sz w:val="20"/>
-          <w:szCs w:val="20"/>
-        </w:rPr>
-        <w:t>📊</w:t>
-      </w:r>
-      <w:r>
-        <w:rPr>
-          <w:rFonts w:ascii="Segoe UI" w:hAnsi="Segoe UI" w:cs="Segoe UI"/>
-          <w:i/>
-          <w:iCs/>
-          <w:sz w:val="20"/>
-          <w:szCs w:val="20"/>
-        </w:rPr>
-        <w:t xml:space="preserve"> </w:t>
-      </w:r>
-      <w:r>
-        <w:rPr>
-          <w:rFonts w:ascii="Segoe UI" w:hAnsi="Segoe UI" w:cs="Segoe UI"/>
-          <w:b/>
-          <w:bCs/>
-          <w:i/>
-          <w:iCs/>
-          <w:sz w:val="20"/>
-          <w:szCs w:val="20"/>
-        </w:rPr>
-        <w:t>Personalized Weight Loss Guidance</w:t>
-      </w:r>
-      <w:r>
-        <w:rPr>
-          <w:rFonts w:ascii="Segoe UI" w:hAnsi="Segoe UI" w:cs="Segoe UI"/>
-          <w:i/>
-          <w:iCs/>
-          <w:sz w:val="20"/>
-          <w:szCs w:val="20"/>
-        </w:rPr>
-        <w:pict w14:anchorId="63950786">
-          <v:rect id="_x0000_i1098" style="width:0;height:1.5pt" o:hrstd="t" o:hr="t" fillcolor="#a0a0a0" stroked="f"/>
-        </w:pict>
-      </w:r>
-      <w:r>
-        <w:rPr>
-          <w:rFonts w:ascii="Segoe UI Emoji" w:hAnsi="Segoe UI Emoji" w:cs="Segoe UI Emoji"/>
-          <w:sz w:val="20"/>
-          <w:szCs w:val="20"/>
-        </w:rPr>
         <w:t>👉</w:t>
       </w:r>
       <w:r>
@@ -1441,7 +1311,7 @@
           <w:szCs w:val="20"/>
         </w:rPr>
         <w:pict w14:anchorId="674E8415">
-          <v:rect id="_x0000_i1099" style="width:0;height:1.5pt" o:hralign="center" o:hrstd="t" o:hr="t" fillcolor="#a0a0a0" stroked="f"/>
+          <v:rect id="_x0000_i1032" style="width:0;height:1.5pt" o:hralign="center" o:hrstd="t" o:hr="t" fillcolor="#a0a0a0" stroked="f"/>
         </w:pict>
       </w:r>
       <w:r>
@@ -1734,111 +1604,78 @@
           <w:rFonts w:ascii="Segoe UI" w:hAnsi="Segoe UI" w:cs="Segoe UI"/>
           <w:i/>
           <w:iCs/>
+          <w:sz w:val="20"/>
+          <w:szCs w:val="20"/>
+        </w:rPr>
+        <w:t>It’s not just how much you eat</w:t>
+      </w:r>
+      <w:r>
+        <w:rPr>
+          <w:rFonts w:ascii="Segoe UI" w:hAnsi="Segoe UI" w:cs="Segoe UI"/>
+          <w:i/>
+          <w:iCs/>
+          <w:sz w:val="20"/>
+          <w:szCs w:val="20"/>
+        </w:rPr>
+        <w:t>,</w:t>
+      </w:r>
+      <w:r>
+        <w:rPr>
+          <w:rFonts w:ascii="Segoe UI" w:hAnsi="Segoe UI" w:cs="Segoe UI"/>
+          <w:i/>
+          <w:iCs/>
+          <w:sz w:val="20"/>
+          <w:szCs w:val="20"/>
+        </w:rPr>
+        <w:t xml:space="preserve"> it’s what and how you eat</w:t>
+      </w:r>
+      <w:r>
+        <w:rPr>
+          <w:rFonts w:ascii="Segoe UI" w:hAnsi="Segoe UI" w:cs="Segoe UI"/>
+          <w:i/>
+          <w:iCs/>
+          <w:sz w:val="20"/>
+          <w:szCs w:val="20"/>
+        </w:rPr>
+        <w:t>.</w:t>
+      </w:r>
+      <w:r>
+        <w:rPr>
+          <w:rFonts w:ascii="Segoe UI" w:hAnsi="Segoe UI" w:cs="Segoe UI"/>
+          <w:i/>
+          <w:iCs/>
+          <w:sz w:val="20"/>
+          <w:szCs w:val="20"/>
+        </w:rPr>
+        <w:br/>
+      </w:r>
+      <w:r>
+        <w:rPr>
+          <w:rFonts w:ascii="Segoe UI" w:hAnsi="Segoe UI" w:cs="Segoe UI"/>
+          <w:i/>
+          <w:iCs/>
+          <w:sz w:val="20"/>
+          <w:szCs w:val="20"/>
+        </w:rPr>
+        <w:br/>
+      </w:r>
+      <w:r>
+        <w:rPr>
+          <w:rFonts w:ascii="Segoe UI" w:hAnsi="Segoe UI" w:cs="Segoe UI"/>
+          <w:i/>
+          <w:iCs/>
           <w:noProof/>
           <w:sz w:val="20"/>
           <w:szCs w:val="20"/>
         </w:rPr>
-        <w:drawing>
-          <wp:anchor distT="0" distB="0" distL="114300" distR="114300" simplePos="0" relativeHeight="251661312" behindDoc="0" locked="0" layoutInCell="1" allowOverlap="1" wp14:anchorId="1DCAB223" wp14:editId="4CBD7BF8">
-            <wp:simplePos x="0" y="0"/>
-            <wp:positionH relativeFrom="margin">
-              <wp:align>right</wp:align>
-            </wp:positionH>
-            <wp:positionV relativeFrom="paragraph">
-              <wp:posOffset>3380740</wp:posOffset>
-            </wp:positionV>
-            <wp:extent cx="508635" cy="506095"/>
-            <wp:effectExtent l="0" t="0" r="5715" b="8255"/>
-            <wp:wrapSquare wrapText="bothSides"/>
-            <wp:docPr id="1829361569" name="Picture 1"/>
-            <wp:cNvGraphicFramePr>
-              <a:graphicFrameLocks xmlns:a="http://schemas.openxmlformats.org/drawingml/2006/main" noChangeAspect="1"/>
-            </wp:cNvGraphicFramePr>
-            <a:graphic xmlns:a="http://schemas.openxmlformats.org/drawingml/2006/main">
-              <a:graphicData uri="http://schemas.openxmlformats.org/drawingml/2006/picture">
-                <pic:pic xmlns:pic="http://schemas.openxmlformats.org/drawingml/2006/picture">
-                  <pic:nvPicPr>
-                    <pic:cNvPr id="661431128" name=""/>
-                    <pic:cNvPicPr/>
-                  </pic:nvPicPr>
-                  <pic:blipFill>
-                    <a:blip r:embed="rId5" cstate="print">
-                      <a:extLst>
-                        <a:ext uri="{28A0092B-C50C-407E-A947-70E740481C1C}">
-                          <a14:useLocalDpi xmlns:a14="http://schemas.microsoft.com/office/drawing/2010/main" val="0"/>
-                        </a:ext>
-                      </a:extLst>
-                    </a:blip>
-                    <a:stretch>
-                      <a:fillRect/>
-                    </a:stretch>
-                  </pic:blipFill>
-                  <pic:spPr>
-                    <a:xfrm>
-                      <a:off x="0" y="0"/>
-                      <a:ext cx="508635" cy="506095"/>
-                    </a:xfrm>
-                    <a:prstGeom prst="rect">
-                      <a:avLst/>
-                    </a:prstGeom>
-                  </pic:spPr>
-                </pic:pic>
-              </a:graphicData>
-            </a:graphic>
-            <wp14:sizeRelH relativeFrom="margin">
-              <wp14:pctWidth>0</wp14:pctWidth>
-            </wp14:sizeRelH>
-            <wp14:sizeRelV relativeFrom="margin">
-              <wp14:pctHeight>0</wp14:pctHeight>
-            </wp14:sizeRelV>
-          </wp:anchor>
-        </w:drawing>
-      </w:r>
-      <w:r>
-        <w:rPr>
-          <w:rFonts w:ascii="Segoe UI" w:hAnsi="Segoe UI" w:cs="Segoe UI"/>
-          <w:i/>
-          <w:iCs/>
-          <w:sz w:val="20"/>
-          <w:szCs w:val="20"/>
-        </w:rPr>
-        <w:t>It’s not just how much you eat</w:t>
-      </w:r>
-      <w:r>
-        <w:rPr>
-          <w:rFonts w:ascii="Segoe UI" w:hAnsi="Segoe UI" w:cs="Segoe UI"/>
-          <w:i/>
-          <w:iCs/>
-          <w:sz w:val="20"/>
-          <w:szCs w:val="20"/>
-        </w:rPr>
-        <w:t>,</w:t>
-      </w:r>
-      <w:r>
-        <w:rPr>
-          <w:rFonts w:ascii="Segoe UI" w:hAnsi="Segoe UI" w:cs="Segoe UI"/>
-          <w:i/>
-          <w:iCs/>
-          <w:sz w:val="20"/>
-          <w:szCs w:val="20"/>
-        </w:rPr>
-        <w:t xml:space="preserve"> it’s what and how you eat</w:t>
-      </w:r>
-      <w:r>
-        <w:rPr>
-          <w:rFonts w:ascii="Segoe UI" w:hAnsi="Segoe UI" w:cs="Segoe UI"/>
-          <w:i/>
-          <w:iCs/>
-          <w:sz w:val="20"/>
-          <w:szCs w:val="20"/>
-        </w:rPr>
-        <w:t>.</w:t>
-      </w:r>
-      <w:r>
-        <w:rPr>
-          <w:rFonts w:ascii="Segoe UI" w:hAnsi="Segoe UI" w:cs="Segoe UI"/>
-          <w:i/>
-          <w:iCs/>
+        <w:t>Many people unknowingly:</w:t>
+      </w:r>
+      <w:r>
+        <w:rPr>
+          <w:rFonts w:ascii="Segoe UI" w:hAnsi="Segoe UI" w:cs="Segoe UI"/>
+          <w:i/>
+          <w:iCs/>
+          <w:noProof/>
           <w:sz w:val="20"/>
           <w:szCs w:val="20"/>
         </w:rPr>
@@ -1846,9 +1683,32 @@
       </w:r>
       <w:r>
         <w:rPr>
-          <w:rFonts w:ascii="Segoe UI" w:hAnsi="Segoe UI" w:cs="Segoe UI"/>
-          <w:i/>
-          <w:iCs/>
+          <w:rFonts w:ascii="Segoe UI Symbol" w:hAnsi="Segoe UI Symbol" w:cs="Segoe UI Symbol"/>
+          <w:i/>
+          <w:iCs/>
+          <w:noProof/>
+          <w:sz w:val="20"/>
+          <w:szCs w:val="20"/>
+        </w:rPr>
+        <w:t>✔</w:t>
+      </w:r>
+      <w:r>
+        <w:rPr>
+          <w:rFonts w:ascii="Segoe UI" w:hAnsi="Segoe UI" w:cs="Segoe UI"/>
+          <w:i/>
+          <w:iCs/>
+          <w:noProof/>
+          <w:sz w:val="20"/>
+          <w:szCs w:val="20"/>
+        </w:rPr>
+        <w:t xml:space="preserve"> Eat too little, slowing their metabolism</w:t>
+      </w:r>
+      <w:r>
+        <w:rPr>
+          <w:rFonts w:ascii="Segoe UI" w:hAnsi="Segoe UI" w:cs="Segoe UI"/>
+          <w:i/>
+          <w:iCs/>
+          <w:noProof/>
           <w:sz w:val="20"/>
           <w:szCs w:val="20"/>
         </w:rPr>
@@ -1856,14 +1716,14 @@
       </w:r>
       <w:r>
         <w:rPr>
-          <w:rFonts w:ascii="Segoe UI" w:hAnsi="Segoe UI" w:cs="Segoe UI"/>
+          <w:rFonts w:ascii="Segoe UI Symbol" w:hAnsi="Segoe UI Symbol" w:cs="Segoe UI Symbol"/>
           <w:i/>
           <w:iCs/>
           <w:noProof/>
           <w:sz w:val="20"/>
           <w:szCs w:val="20"/>
         </w:rPr>
-        <w:t>Many people unknowingly:</w:t>
+        <w:t>✔</w:t>
       </w:r>
       <w:r>
         <w:rPr>
@@ -1874,6 +1734,17 @@
           <w:sz w:val="20"/>
           <w:szCs w:val="20"/>
         </w:rPr>
+        <w:t xml:space="preserve"> Choose the wrong types of food</w:t>
+      </w:r>
+      <w:r>
+        <w:rPr>
+          <w:rFonts w:ascii="Segoe UI" w:hAnsi="Segoe UI" w:cs="Segoe UI"/>
+          <w:i/>
+          <w:iCs/>
+          <w:noProof/>
+          <w:sz w:val="20"/>
+          <w:szCs w:val="20"/>
+        </w:rPr>
         <w:br/>
       </w:r>
       <w:r>
@@ -1896,14 +1767,61 @@
           <w:sz w:val="20"/>
           <w:szCs w:val="20"/>
         </w:rPr>
-        <w:t xml:space="preserve"> Eat too little, slowing their metabolism</w:t>
-      </w:r>
-      <w:r>
-        <w:rPr>
-          <w:rFonts w:ascii="Segoe UI" w:hAnsi="Segoe UI" w:cs="Segoe UI"/>
-          <w:i/>
-          <w:iCs/>
-          <w:noProof/>
+        <w:t xml:space="preserve"> Don’t know their actual body fat level</w:t>
+      </w:r>
+      <w:r>
+        <w:rPr>
+          <w:rFonts w:ascii="Segoe UI" w:hAnsi="Segoe UI" w:cs="Segoe UI"/>
+          <w:i/>
+          <w:iCs/>
+          <w:sz w:val="20"/>
+          <w:szCs w:val="20"/>
+        </w:rPr>
+        <w:pict w14:anchorId="5FF8FAF1">
+          <v:rect id="_x0000_i1033" style="width:0;height:1.5pt" o:hrstd="t" o:hr="t" fillcolor="#a0a0a0" stroked="f"/>
+        </w:pict>
+      </w:r>
+      <w:r>
+        <w:rPr>
+          <w:rFonts w:ascii="Segoe UI" w:hAnsi="Segoe UI" w:cs="Segoe UI"/>
+          <w:b/>
+          <w:bCs/>
+          <w:i/>
+          <w:iCs/>
+          <w:sz w:val="20"/>
+          <w:szCs w:val="20"/>
+        </w:rPr>
+        <w:t xml:space="preserve">What </w:t>
+      </w:r>
+      <w:r>
+        <w:rPr>
+          <w:rFonts w:ascii="Segoe UI" w:hAnsi="Segoe UI" w:cs="Segoe UI"/>
+          <w:b/>
+          <w:bCs/>
+          <w:i/>
+          <w:iCs/>
+          <w:sz w:val="20"/>
+          <w:szCs w:val="20"/>
+        </w:rPr>
+        <w:t>we</w:t>
+      </w:r>
+      <w:r>
+        <w:rPr>
+          <w:rFonts w:ascii="Segoe UI" w:hAnsi="Segoe UI" w:cs="Segoe UI"/>
+          <w:b/>
+          <w:bCs/>
+          <w:i/>
+          <w:iCs/>
+          <w:sz w:val="20"/>
+          <w:szCs w:val="20"/>
+        </w:rPr>
+        <w:t xml:space="preserve"> help you with:</w:t>
+      </w:r>
+      <w:r>
+        <w:rPr>
+          <w:rFonts w:ascii="Segoe UI" w:hAnsi="Segoe UI" w:cs="Segoe UI"/>
+          <w:i/>
+          <w:iCs/>
           <w:sz w:val="20"/>
           <w:szCs w:val="20"/>
         </w:rPr>
@@ -1914,7 +1832,6 @@
           <w:rFonts w:ascii="Segoe UI Symbol" w:hAnsi="Segoe UI Symbol" w:cs="Segoe UI Symbol"/>
           <w:i/>
           <w:iCs/>
-          <w:noProof/>
           <w:sz w:val="20"/>
           <w:szCs w:val="20"/>
         </w:rPr>
@@ -1925,18 +1842,16 @@
           <w:rFonts w:ascii="Segoe UI" w:hAnsi="Segoe UI" w:cs="Segoe UI"/>
           <w:i/>
           <w:iCs/>
-          <w:noProof/>
-          <w:sz w:val="20"/>
-          <w:szCs w:val="20"/>
-        </w:rPr>
-        <w:t xml:space="preserve"> Choose the wrong types of food</w:t>
-      </w:r>
-      <w:r>
-        <w:rPr>
-          <w:rFonts w:ascii="Segoe UI" w:hAnsi="Segoe UI" w:cs="Segoe UI"/>
-          <w:i/>
-          <w:iCs/>
-          <w:noProof/>
+          <w:sz w:val="20"/>
+          <w:szCs w:val="20"/>
+        </w:rPr>
+        <w:t xml:space="preserve"> Eat normal food (no extreme diet)</w:t>
+      </w:r>
+      <w:r>
+        <w:rPr>
+          <w:rFonts w:ascii="Segoe UI" w:hAnsi="Segoe UI" w:cs="Segoe UI"/>
+          <w:i/>
+          <w:iCs/>
           <w:sz w:val="20"/>
           <w:szCs w:val="20"/>
         </w:rPr>
@@ -1947,7 +1862,6 @@
           <w:rFonts w:ascii="Segoe UI Symbol" w:hAnsi="Segoe UI Symbol" w:cs="Segoe UI Symbol"/>
           <w:i/>
           <w:iCs/>
-          <w:noProof/>
           <w:sz w:val="20"/>
           <w:szCs w:val="20"/>
         </w:rPr>
@@ -1958,59 +1872,90 @@
           <w:rFonts w:ascii="Segoe UI" w:hAnsi="Segoe UI" w:cs="Segoe UI"/>
           <w:i/>
           <w:iCs/>
-          <w:noProof/>
-          <w:sz w:val="20"/>
-          <w:szCs w:val="20"/>
-        </w:rPr>
-        <w:t xml:space="preserve"> Don’t know their actual body fat level</w:t>
-      </w:r>
-      <w:r>
-        <w:rPr>
-          <w:rFonts w:ascii="Segoe UI" w:hAnsi="Segoe UI" w:cs="Segoe UI"/>
-          <w:i/>
-          <w:iCs/>
-          <w:sz w:val="20"/>
-          <w:szCs w:val="20"/>
-        </w:rPr>
-        <w:pict w14:anchorId="5FF8FAF1">
-          <v:rect id="_x0000_i1100" style="width:0;height:1.5pt" o:hrstd="t" o:hr="t" fillcolor="#a0a0a0" stroked="f"/>
+          <w:sz w:val="20"/>
+          <w:szCs w:val="20"/>
+        </w:rPr>
+        <w:t xml:space="preserve"> Make better choices when dining out </w:t>
+      </w:r>
+      <w:r>
+        <w:rPr>
+          <w:rFonts w:ascii="Segoe UI Emoji" w:hAnsi="Segoe UI Emoji" w:cs="Segoe UI Emoji"/>
+          <w:sz w:val="20"/>
+          <w:szCs w:val="20"/>
+        </w:rPr>
+        <w:t>🍽️</w:t>
+      </w:r>
+      <w:r>
+        <w:rPr>
+          <w:rFonts w:ascii="Segoe UI" w:hAnsi="Segoe UI" w:cs="Segoe UI"/>
+          <w:i/>
+          <w:iCs/>
+          <w:sz w:val="20"/>
+          <w:szCs w:val="20"/>
+        </w:rPr>
+        <w:br/>
+      </w:r>
+      <w:r>
+        <w:rPr>
+          <w:rFonts w:ascii="Segoe UI Symbol" w:hAnsi="Segoe UI Symbol" w:cs="Segoe UI Symbol"/>
+          <w:i/>
+          <w:iCs/>
+          <w:sz w:val="20"/>
+          <w:szCs w:val="20"/>
+        </w:rPr>
+        <w:t>✔</w:t>
+      </w:r>
+      <w:r>
+        <w:rPr>
+          <w:rFonts w:ascii="Segoe UI" w:hAnsi="Segoe UI" w:cs="Segoe UI"/>
+          <w:i/>
+          <w:iCs/>
+          <w:sz w:val="20"/>
+          <w:szCs w:val="20"/>
+        </w:rPr>
+        <w:t xml:space="preserve"> Reduce fat &amp; improve energy</w:t>
+      </w:r>
+      <w:r>
+        <w:rPr>
+          <w:rFonts w:ascii="Segoe UI" w:hAnsi="Segoe UI" w:cs="Segoe UI"/>
+          <w:i/>
+          <w:iCs/>
+          <w:sz w:val="20"/>
+          <w:szCs w:val="20"/>
+        </w:rPr>
+        <w:pict w14:anchorId="6DBFCC03">
+          <v:rect id="_x0000_i1034" style="width:0;height:1.5pt" o:hrstd="t" o:hr="t" fillcolor="#a0a0a0" stroked="f"/>
         </w:pict>
       </w:r>
       <w:r>
         <w:rPr>
-          <w:rFonts w:ascii="Segoe UI" w:hAnsi="Segoe UI" w:cs="Segoe UI"/>
-          <w:b/>
-          <w:bCs/>
-          <w:i/>
-          <w:iCs/>
-          <w:sz w:val="20"/>
-          <w:szCs w:val="20"/>
-        </w:rPr>
-        <w:t xml:space="preserve">What </w:t>
-      </w:r>
-      <w:r>
-        <w:rPr>
-          <w:rFonts w:ascii="Segoe UI" w:hAnsi="Segoe UI" w:cs="Segoe UI"/>
-          <w:b/>
-          <w:bCs/>
-          <w:i/>
-          <w:iCs/>
-          <w:sz w:val="20"/>
-          <w:szCs w:val="20"/>
-        </w:rPr>
-        <w:t>we</w:t>
-      </w:r>
-      <w:r>
-        <w:rPr>
-          <w:rFonts w:ascii="Segoe UI" w:hAnsi="Segoe UI" w:cs="Segoe UI"/>
-          <w:b/>
-          <w:bCs/>
-          <w:i/>
-          <w:iCs/>
-          <w:sz w:val="20"/>
-          <w:szCs w:val="20"/>
-        </w:rPr>
-        <w:t xml:space="preserve"> help you with:</w:t>
+          <w:rFonts w:ascii="Segoe UI Emoji" w:hAnsi="Segoe UI Emoji" w:cs="Segoe UI Emoji"/>
+          <w:sz w:val="20"/>
+          <w:szCs w:val="20"/>
+        </w:rPr>
+        <w:t>🎁</w:t>
+      </w:r>
+      <w:r>
+        <w:rPr>
+          <w:rFonts w:ascii="Segoe UI" w:hAnsi="Segoe UI" w:cs="Segoe UI"/>
+          <w:i/>
+          <w:iCs/>
+          <w:sz w:val="20"/>
+          <w:szCs w:val="20"/>
+        </w:rPr>
+        <w:t xml:space="preserve"> </w:t>
+      </w:r>
+      <w:r>
+        <w:rPr>
+          <w:rFonts w:ascii="Segoe UI" w:hAnsi="Segoe UI" w:cs="Segoe UI"/>
+          <w:b/>
+          <w:bCs/>
+          <w:i/>
+          <w:iCs/>
+          <w:sz w:val="20"/>
+          <w:szCs w:val="20"/>
+        </w:rPr>
+        <w:t>FREE Body Composition Check (8 Indicators)</w:t>
       </w:r>
       <w:r>
         <w:rPr>
@@ -2024,189 +1969,49 @@
       </w:r>
       <w:r>
         <w:rPr>
-          <w:rFonts w:ascii="Segoe UI Symbol" w:hAnsi="Segoe UI Symbol" w:cs="Segoe UI Symbol"/>
-          <w:i/>
-          <w:iCs/>
-          <w:sz w:val="20"/>
-          <w:szCs w:val="20"/>
-        </w:rPr>
-        <w:t>✔</w:t>
-      </w:r>
-      <w:r>
-        <w:rPr>
-          <w:rFonts w:ascii="Segoe UI" w:hAnsi="Segoe UI" w:cs="Segoe UI"/>
-          <w:i/>
-          <w:iCs/>
-          <w:sz w:val="20"/>
-          <w:szCs w:val="20"/>
-        </w:rPr>
-        <w:t xml:space="preserve"> Eat normal food (no extreme diet)</w:t>
-      </w:r>
-      <w:r>
-        <w:rPr>
-          <w:rFonts w:ascii="Segoe UI" w:hAnsi="Segoe UI" w:cs="Segoe UI"/>
-          <w:i/>
-          <w:iCs/>
-          <w:sz w:val="20"/>
-          <w:szCs w:val="20"/>
-        </w:rPr>
-        <w:br/>
-      </w:r>
-      <w:r>
-        <w:rPr>
-          <w:rFonts w:ascii="Segoe UI Symbol" w:hAnsi="Segoe UI Symbol" w:cs="Segoe UI Symbol"/>
-          <w:i/>
-          <w:iCs/>
-          <w:sz w:val="20"/>
-          <w:szCs w:val="20"/>
-        </w:rPr>
-        <w:t>✔</w:t>
-      </w:r>
-      <w:r>
-        <w:rPr>
-          <w:rFonts w:ascii="Segoe UI" w:hAnsi="Segoe UI" w:cs="Segoe UI"/>
-          <w:i/>
-          <w:iCs/>
-          <w:sz w:val="20"/>
-          <w:szCs w:val="20"/>
-        </w:rPr>
-        <w:t xml:space="preserve"> Make better choices when dining out </w:t>
-      </w:r>
-      <w:r>
-        <w:rPr>
           <w:rFonts w:ascii="Segoe UI Emoji" w:hAnsi="Segoe UI Emoji" w:cs="Segoe UI Emoji"/>
           <w:sz w:val="20"/>
           <w:szCs w:val="20"/>
         </w:rPr>
-        <w:t>🍽️</w:t>
-      </w:r>
-      <w:r>
-        <w:rPr>
-          <w:rFonts w:ascii="Segoe UI" w:hAnsi="Segoe UI" w:cs="Segoe UI"/>
-          <w:i/>
-          <w:iCs/>
-          <w:sz w:val="20"/>
-          <w:szCs w:val="20"/>
-        </w:rPr>
-        <w:br/>
-      </w:r>
-      <w:r>
-        <w:rPr>
-          <w:rFonts w:ascii="Segoe UI Symbol" w:hAnsi="Segoe UI Symbol" w:cs="Segoe UI Symbol"/>
-          <w:i/>
-          <w:iCs/>
-          <w:sz w:val="20"/>
-          <w:szCs w:val="20"/>
-        </w:rPr>
-        <w:t>✔</w:t>
-      </w:r>
-      <w:r>
-        <w:rPr>
-          <w:rFonts w:ascii="Segoe UI" w:hAnsi="Segoe UI" w:cs="Segoe UI"/>
-          <w:i/>
-          <w:iCs/>
-          <w:sz w:val="20"/>
-          <w:szCs w:val="20"/>
-        </w:rPr>
-        <w:t xml:space="preserve"> Reduce fat &amp; improve energy</w:t>
-      </w:r>
-      <w:r>
-        <w:rPr>
-          <w:rFonts w:ascii="Segoe UI" w:hAnsi="Segoe UI" w:cs="Segoe UI"/>
-          <w:i/>
-          <w:iCs/>
-          <w:sz w:val="20"/>
-          <w:szCs w:val="20"/>
-        </w:rPr>
-        <w:pict w14:anchorId="6DBFCC03">
-          <v:rect id="_x0000_i1101" style="width:0;height:1.5pt" o:hrstd="t" o:hr="t" fillcolor="#a0a0a0" stroked="f"/>
+        <w:t>📊</w:t>
+      </w:r>
+      <w:r>
+        <w:rPr>
+          <w:rFonts w:ascii="Segoe UI" w:hAnsi="Segoe UI" w:cs="Segoe UI"/>
+          <w:i/>
+          <w:iCs/>
+          <w:sz w:val="20"/>
+          <w:szCs w:val="20"/>
+        </w:rPr>
+        <w:t xml:space="preserve"> </w:t>
+      </w:r>
+      <w:r>
+        <w:rPr>
+          <w:rFonts w:ascii="Segoe UI" w:hAnsi="Segoe UI" w:cs="Segoe UI"/>
+          <w:b/>
+          <w:bCs/>
+          <w:i/>
+          <w:iCs/>
+          <w:sz w:val="20"/>
+          <w:szCs w:val="20"/>
+        </w:rPr>
+        <w:t>Personalized Weight Loss Guidance</w:t>
+      </w:r>
+      <w:r>
+        <w:rPr>
+          <w:rFonts w:ascii="Segoe UI" w:hAnsi="Segoe UI" w:cs="Segoe UI"/>
+          <w:i/>
+          <w:iCs/>
+          <w:sz w:val="20"/>
+          <w:szCs w:val="20"/>
+        </w:rPr>
+        <w:pict w14:anchorId="72026E79">
+          <v:rect id="_x0000_i1035" style="width:0;height:1.5pt" o:hrstd="t" o:hr="t" fillcolor="#a0a0a0" stroked="f"/>
         </w:pict>
       </w:r>
       <w:r>
         <w:rPr>
           <w:rFonts w:ascii="Segoe UI Emoji" w:hAnsi="Segoe UI Emoji" w:cs="Segoe UI Emoji"/>
-          <w:sz w:val="20"/>
-          <w:szCs w:val="20"/>
-        </w:rPr>
-        <w:t>🎁</w:t>
-      </w:r>
-      <w:r>
-        <w:rPr>
-          <w:rFonts w:ascii="Segoe UI" w:hAnsi="Segoe UI" w:cs="Segoe UI"/>
-          <w:i/>
-          <w:iCs/>
-          <w:sz w:val="20"/>
-          <w:szCs w:val="20"/>
-        </w:rPr>
-        <w:t xml:space="preserve"> </w:t>
-      </w:r>
-      <w:r>
-        <w:rPr>
-          <w:rFonts w:ascii="Segoe UI" w:hAnsi="Segoe UI" w:cs="Segoe UI"/>
-          <w:b/>
-          <w:bCs/>
-          <w:i/>
-          <w:iCs/>
-          <w:sz w:val="20"/>
-          <w:szCs w:val="20"/>
-        </w:rPr>
-        <w:t>FREE Body Composition Check (8 Indicators)</w:t>
-      </w:r>
-      <w:r>
-        <w:rPr>
-          <w:rFonts w:ascii="Segoe UI" w:hAnsi="Segoe UI" w:cs="Segoe UI"/>
-          <w:i/>
-          <w:iCs/>
-          <w:sz w:val="20"/>
-          <w:szCs w:val="20"/>
-        </w:rPr>
-        <w:br/>
-      </w:r>
-      <w:r>
-        <w:rPr>
-          <w:rFonts w:ascii="Segoe UI Emoji" w:hAnsi="Segoe UI Emoji" w:cs="Segoe UI Emoji"/>
-          <w:sz w:val="20"/>
-          <w:szCs w:val="20"/>
-        </w:rPr>
-        <w:t>📊</w:t>
-      </w:r>
-      <w:r>
-        <w:rPr>
-          <w:rFonts w:ascii="Segoe UI" w:hAnsi="Segoe UI" w:cs="Segoe UI"/>
-          <w:i/>
-          <w:iCs/>
-          <w:sz w:val="20"/>
-          <w:szCs w:val="20"/>
-        </w:rPr>
-        <w:t xml:space="preserve"> </w:t>
-      </w:r>
-      <w:r>
-        <w:rPr>
-          <w:rFonts w:ascii="Segoe UI" w:hAnsi="Segoe UI" w:cs="Segoe UI"/>
-          <w:b/>
-          <w:bCs/>
-          <w:i/>
-          <w:iCs/>
-          <w:sz w:val="20"/>
-          <w:szCs w:val="20"/>
-        </w:rPr>
-        <w:t>Personalized Weight Loss Guidance</w:t>
-      </w:r>
-      <w:r>
-        <w:rPr>
-          <w:rFonts w:ascii="Segoe UI" w:hAnsi="Segoe UI" w:cs="Segoe UI"/>
-          <w:i/>
-          <w:iCs/>
-          <w:sz w:val="20"/>
-          <w:szCs w:val="20"/>
-        </w:rPr>
-        <w:pict w14:anchorId="72026E79">
-          <v:rect id="_x0000_i1102" style="width:0;height:1.5pt" o:hrstd="t" o:hr="t" fillcolor="#a0a0a0" stroked="f"/>
-        </w:pict>
-      </w:r>
-      <w:r>
-        <w:rPr>
-          <w:rFonts w:ascii="Segoe UI Emoji" w:hAnsi="Segoe UI Emoji" w:cs="Segoe UI Emoji"/>
           <w:i/>
           <w:iCs/>
           <w:sz w:val="20"/>
@@ -2257,7 +2062,7 @@
           <w:szCs w:val="20"/>
         </w:rPr>
         <w:pict w14:anchorId="6254FAA3">
-          <v:rect id="_x0000_i1103" style="width:0;height:1.5pt" o:hralign="center" o:hrstd="t" o:hr="t" fillcolor="#a0a0a0" stroked="f"/>
+          <v:rect id="_x0000_i1036" style="width:0;height:1.5pt" o:hralign="center" o:hrstd="t" o:hr="t" fillcolor="#a0a0a0" stroked="f"/>
         </w:pict>
       </w:r>
       <w:r>
@@ -2574,111 +2379,89 @@
           <w:rFonts w:ascii="Segoe UI" w:hAnsi="Segoe UI" w:cs="Segoe UI"/>
           <w:i/>
           <w:iCs/>
+          <w:sz w:val="20"/>
+          <w:szCs w:val="20"/>
+        </w:rPr>
+        <w:t>It’s not just how much you eat</w:t>
+      </w:r>
+      <w:r>
+        <w:rPr>
+          <w:rFonts w:ascii="Segoe UI" w:hAnsi="Segoe UI" w:cs="Segoe UI"/>
+          <w:i/>
+          <w:iCs/>
+          <w:sz w:val="20"/>
+          <w:szCs w:val="20"/>
+        </w:rPr>
+        <w:t>,</w:t>
+      </w:r>
+      <w:r>
+        <w:rPr>
+          <w:rFonts w:ascii="Segoe UI" w:hAnsi="Segoe UI" w:cs="Segoe UI"/>
+          <w:i/>
+          <w:iCs/>
+          <w:sz w:val="20"/>
+          <w:szCs w:val="20"/>
+        </w:rPr>
+        <w:t xml:space="preserve"> it’s what and how you eat</w:t>
+      </w:r>
+      <w:r>
+        <w:rPr>
+          <w:rFonts w:ascii="Segoe UI" w:hAnsi="Segoe UI" w:cs="Segoe UI"/>
+          <w:i/>
+          <w:iCs/>
+          <w:sz w:val="20"/>
+          <w:szCs w:val="20"/>
+        </w:rPr>
+        <w:t>.</w:t>
+      </w:r>
+      <w:r>
+        <w:rPr>
+          <w:rFonts w:ascii="Segoe UI" w:hAnsi="Segoe UI" w:cs="Segoe UI"/>
+          <w:i/>
+          <w:iCs/>
+          <w:sz w:val="20"/>
+          <w:szCs w:val="20"/>
+        </w:rPr>
+        <w:br/>
+      </w:r>
+      <w:r>
+        <w:rPr>
+          <w:rFonts w:ascii="Segoe UI" w:hAnsi="Segoe UI" w:cs="Segoe UI"/>
+          <w:i/>
+          <w:iCs/>
+          <w:sz w:val="20"/>
+          <w:szCs w:val="20"/>
+        </w:rPr>
+        <w:br/>
+      </w:r>
+      <w:r>
+        <w:rPr>
+          <w:rFonts w:ascii="Segoe UI" w:hAnsi="Segoe UI" w:cs="Segoe UI"/>
+          <w:i/>
+          <w:iCs/>
           <w:noProof/>
           <w:sz w:val="20"/>
           <w:szCs w:val="20"/>
         </w:rPr>
-        <w:drawing>
-          <wp:anchor distT="0" distB="0" distL="114300" distR="114300" simplePos="0" relativeHeight="251665408" behindDoc="0" locked="0" layoutInCell="1" allowOverlap="1" wp14:anchorId="7D36A727" wp14:editId="0ADFEFF1">
-            <wp:simplePos x="0" y="0"/>
-            <wp:positionH relativeFrom="column">
-              <wp:posOffset>2680970</wp:posOffset>
-            </wp:positionH>
-            <wp:positionV relativeFrom="paragraph">
-              <wp:posOffset>3334385</wp:posOffset>
-            </wp:positionV>
-            <wp:extent cx="508635" cy="506095"/>
-            <wp:effectExtent l="0" t="0" r="5715" b="8255"/>
-            <wp:wrapSquare wrapText="bothSides"/>
-            <wp:docPr id="221998053" name="Picture 1"/>
-            <wp:cNvGraphicFramePr>
-              <a:graphicFrameLocks xmlns:a="http://schemas.openxmlformats.org/drawingml/2006/main" noChangeAspect="1"/>
-            </wp:cNvGraphicFramePr>
-            <a:graphic xmlns:a="http://schemas.openxmlformats.org/drawingml/2006/main">
-              <a:graphicData uri="http://schemas.openxmlformats.org/drawingml/2006/picture">
-                <pic:pic xmlns:pic="http://schemas.openxmlformats.org/drawingml/2006/picture">
-                  <pic:nvPicPr>
-                    <pic:cNvPr id="661431128" name=""/>
-                    <pic:cNvPicPr/>
-                  </pic:nvPicPr>
-                  <pic:blipFill>
-                    <a:blip r:embed="rId5" cstate="print">
-                      <a:extLst>
-                        <a:ext uri="{28A0092B-C50C-407E-A947-70E740481C1C}">
-                          <a14:useLocalDpi xmlns:a14="http://schemas.microsoft.com/office/drawing/2010/main" val="0"/>
-                        </a:ext>
-                      </a:extLst>
-                    </a:blip>
-                    <a:stretch>
-                      <a:fillRect/>
-                    </a:stretch>
-                  </pic:blipFill>
-                  <pic:spPr>
-                    <a:xfrm>
-                      <a:off x="0" y="0"/>
-                      <a:ext cx="508635" cy="506095"/>
-                    </a:xfrm>
-                    <a:prstGeom prst="rect">
-                      <a:avLst/>
-                    </a:prstGeom>
-                  </pic:spPr>
-                </pic:pic>
-              </a:graphicData>
-            </a:graphic>
-            <wp14:sizeRelH relativeFrom="margin">
-              <wp14:pctWidth>0</wp14:pctWidth>
-            </wp14:sizeRelH>
-            <wp14:sizeRelV relativeFrom="margin">
-              <wp14:pctHeight>0</wp14:pctHeight>
-            </wp14:sizeRelV>
-          </wp:anchor>
-        </w:drawing>
-      </w:r>
-      <w:r>
-        <w:rPr>
-          <w:rFonts w:ascii="Segoe UI" w:hAnsi="Segoe UI" w:cs="Segoe UI"/>
-          <w:i/>
-          <w:iCs/>
-          <w:sz w:val="20"/>
-          <w:szCs w:val="20"/>
-        </w:rPr>
-        <w:t>It’s not just how much you eat</w:t>
-      </w:r>
-      <w:r>
-        <w:rPr>
-          <w:rFonts w:ascii="Segoe UI" w:hAnsi="Segoe UI" w:cs="Segoe UI"/>
-          <w:i/>
-          <w:iCs/>
-          <w:sz w:val="20"/>
-          <w:szCs w:val="20"/>
-        </w:rPr>
-        <w:t>,</w:t>
-      </w:r>
-      <w:r>
-        <w:rPr>
-          <w:rFonts w:ascii="Segoe UI" w:hAnsi="Segoe UI" w:cs="Segoe UI"/>
-          <w:i/>
-          <w:iCs/>
-          <w:sz w:val="20"/>
-          <w:szCs w:val="20"/>
-        </w:rPr>
-        <w:t xml:space="preserve"> it’s what and how you eat</w:t>
-      </w:r>
-      <w:r>
-        <w:rPr>
-          <w:rFonts w:ascii="Segoe UI" w:hAnsi="Segoe UI" w:cs="Segoe UI"/>
-          <w:i/>
-          <w:iCs/>
-          <w:sz w:val="20"/>
-          <w:szCs w:val="20"/>
-        </w:rPr>
-        <w:t>.</w:t>
-      </w:r>
-      <w:r>
-        <w:rPr>
-          <w:rFonts w:ascii="Segoe UI" w:hAnsi="Segoe UI" w:cs="Segoe UI"/>
-          <w:i/>
-          <w:iCs/>
+        <w:t>Many people unknowingly</w:t>
+      </w:r>
+      <w:r>
+        <w:rPr>
+          <w:rFonts w:ascii="Segoe UI" w:hAnsi="Segoe UI" w:cs="Segoe UI"/>
+          <w:i/>
+          <w:iCs/>
+          <w:noProof/>
+          <w:sz w:val="20"/>
+          <w:szCs w:val="20"/>
+        </w:rPr>
+        <w:t>:</w:t>
+      </w:r>
+      <w:r>
+        <w:rPr>
+          <w:rFonts w:ascii="Segoe UI" w:hAnsi="Segoe UI" w:cs="Segoe UI"/>
+          <w:i/>
+          <w:iCs/>
+          <w:noProof/>
           <w:sz w:val="20"/>
           <w:szCs w:val="20"/>
         </w:rPr>
@@ -2686,9 +2469,32 @@
       </w:r>
       <w:r>
         <w:rPr>
-          <w:rFonts w:ascii="Segoe UI" w:hAnsi="Segoe UI" w:cs="Segoe UI"/>
-          <w:i/>
-          <w:iCs/>
+          <w:rFonts w:ascii="Segoe UI Symbol" w:hAnsi="Segoe UI Symbol" w:cs="Segoe UI Symbol"/>
+          <w:i/>
+          <w:iCs/>
+          <w:noProof/>
+          <w:sz w:val="20"/>
+          <w:szCs w:val="20"/>
+        </w:rPr>
+        <w:t>✔</w:t>
+      </w:r>
+      <w:r>
+        <w:rPr>
+          <w:rFonts w:ascii="Segoe UI" w:hAnsi="Segoe UI" w:cs="Segoe UI"/>
+          <w:i/>
+          <w:iCs/>
+          <w:noProof/>
+          <w:sz w:val="20"/>
+          <w:szCs w:val="20"/>
+        </w:rPr>
+        <w:t xml:space="preserve"> Eat too little, slowing their metabolism</w:t>
+      </w:r>
+      <w:r>
+        <w:rPr>
+          <w:rFonts w:ascii="Segoe UI" w:hAnsi="Segoe UI" w:cs="Segoe UI"/>
+          <w:i/>
+          <w:iCs/>
+          <w:noProof/>
           <w:sz w:val="20"/>
           <w:szCs w:val="20"/>
         </w:rPr>
@@ -2696,14 +2502,14 @@
       </w:r>
       <w:r>
         <w:rPr>
-          <w:rFonts w:ascii="Segoe UI" w:hAnsi="Segoe UI" w:cs="Segoe UI"/>
+          <w:rFonts w:ascii="Segoe UI Symbol" w:hAnsi="Segoe UI Symbol" w:cs="Segoe UI Symbol"/>
           <w:i/>
           <w:iCs/>
           <w:noProof/>
           <w:sz w:val="20"/>
           <w:szCs w:val="20"/>
         </w:rPr>
-        <w:t>Many people unknowingly</w:t>
+        <w:t>✔</w:t>
       </w:r>
       <w:r>
         <w:rPr>
@@ -2714,7 +2520,7 @@
           <w:sz w:val="20"/>
           <w:szCs w:val="20"/>
         </w:rPr>
-        <w:t>:</w:t>
+        <w:t xml:space="preserve"> Choose the wrong types of food</w:t>
       </w:r>
       <w:r>
         <w:rPr>
@@ -2747,14 +2553,61 @@
           <w:sz w:val="20"/>
           <w:szCs w:val="20"/>
         </w:rPr>
-        <w:t xml:space="preserve"> Eat too little, slowing their metabolism</w:t>
-      </w:r>
-      <w:r>
-        <w:rPr>
-          <w:rFonts w:ascii="Segoe UI" w:hAnsi="Segoe UI" w:cs="Segoe UI"/>
-          <w:i/>
-          <w:iCs/>
-          <w:noProof/>
+        <w:t xml:space="preserve"> Don’t know their actual body fat level</w:t>
+      </w:r>
+      <w:r>
+        <w:rPr>
+          <w:rFonts w:ascii="Segoe UI" w:hAnsi="Segoe UI" w:cs="Segoe UI"/>
+          <w:i/>
+          <w:iCs/>
+          <w:sz w:val="20"/>
+          <w:szCs w:val="20"/>
+        </w:rPr>
+        <w:pict w14:anchorId="52002D23">
+          <v:rect id="_x0000_i1037" style="width:0;height:1.5pt" o:hrstd="t" o:hr="t" fillcolor="#a0a0a0" stroked="f"/>
+        </w:pict>
+      </w:r>
+      <w:r>
+        <w:rPr>
+          <w:rFonts w:ascii="Segoe UI" w:hAnsi="Segoe UI" w:cs="Segoe UI"/>
+          <w:b/>
+          <w:bCs/>
+          <w:i/>
+          <w:iCs/>
+          <w:sz w:val="20"/>
+          <w:szCs w:val="20"/>
+        </w:rPr>
+        <w:t xml:space="preserve">What </w:t>
+      </w:r>
+      <w:r>
+        <w:rPr>
+          <w:rFonts w:ascii="Segoe UI" w:hAnsi="Segoe UI" w:cs="Segoe UI"/>
+          <w:b/>
+          <w:bCs/>
+          <w:i/>
+          <w:iCs/>
+          <w:sz w:val="20"/>
+          <w:szCs w:val="20"/>
+        </w:rPr>
+        <w:t>we</w:t>
+      </w:r>
+      <w:r>
+        <w:rPr>
+          <w:rFonts w:ascii="Segoe UI" w:hAnsi="Segoe UI" w:cs="Segoe UI"/>
+          <w:b/>
+          <w:bCs/>
+          <w:i/>
+          <w:iCs/>
+          <w:sz w:val="20"/>
+          <w:szCs w:val="20"/>
+        </w:rPr>
+        <w:t xml:space="preserve"> help you with:</w:t>
+      </w:r>
+      <w:r>
+        <w:rPr>
+          <w:rFonts w:ascii="Segoe UI" w:hAnsi="Segoe UI" w:cs="Segoe UI"/>
+          <w:i/>
+          <w:iCs/>
           <w:sz w:val="20"/>
           <w:szCs w:val="20"/>
         </w:rPr>
@@ -2765,7 +2618,6 @@
           <w:rFonts w:ascii="Segoe UI Symbol" w:hAnsi="Segoe UI Symbol" w:cs="Segoe UI Symbol"/>
           <w:i/>
           <w:iCs/>
-          <w:noProof/>
           <w:sz w:val="20"/>
           <w:szCs w:val="20"/>
         </w:rPr>
@@ -2776,18 +2628,16 @@
           <w:rFonts w:ascii="Segoe UI" w:hAnsi="Segoe UI" w:cs="Segoe UI"/>
           <w:i/>
           <w:iCs/>
-          <w:noProof/>
-          <w:sz w:val="20"/>
-          <w:szCs w:val="20"/>
-        </w:rPr>
-        <w:t xml:space="preserve"> Choose the wrong types of food</w:t>
-      </w:r>
-      <w:r>
-        <w:rPr>
-          <w:rFonts w:ascii="Segoe UI" w:hAnsi="Segoe UI" w:cs="Segoe UI"/>
-          <w:i/>
-          <w:iCs/>
-          <w:noProof/>
+          <w:sz w:val="20"/>
+          <w:szCs w:val="20"/>
+        </w:rPr>
+        <w:t xml:space="preserve"> Eat normal food (no extreme diet)</w:t>
+      </w:r>
+      <w:r>
+        <w:rPr>
+          <w:rFonts w:ascii="Segoe UI" w:hAnsi="Segoe UI" w:cs="Segoe UI"/>
+          <w:i/>
+          <w:iCs/>
           <w:sz w:val="20"/>
           <w:szCs w:val="20"/>
         </w:rPr>
@@ -2798,7 +2648,6 @@
           <w:rFonts w:ascii="Segoe UI Symbol" w:hAnsi="Segoe UI Symbol" w:cs="Segoe UI Symbol"/>
           <w:i/>
           <w:iCs/>
-          <w:noProof/>
           <w:sz w:val="20"/>
           <w:szCs w:val="20"/>
         </w:rPr>
@@ -2809,59 +2658,90 @@
           <w:rFonts w:ascii="Segoe UI" w:hAnsi="Segoe UI" w:cs="Segoe UI"/>
           <w:i/>
           <w:iCs/>
-          <w:noProof/>
-          <w:sz w:val="20"/>
-          <w:szCs w:val="20"/>
-        </w:rPr>
-        <w:t xml:space="preserve"> Don’t know their actual body fat level</w:t>
-      </w:r>
-      <w:r>
-        <w:rPr>
-          <w:rFonts w:ascii="Segoe UI" w:hAnsi="Segoe UI" w:cs="Segoe UI"/>
-          <w:i/>
-          <w:iCs/>
-          <w:sz w:val="20"/>
-          <w:szCs w:val="20"/>
-        </w:rPr>
-        <w:pict w14:anchorId="52002D23">
-          <v:rect id="_x0000_i1104" style="width:0;height:1.5pt" o:hrstd="t" o:hr="t" fillcolor="#a0a0a0" stroked="f"/>
+          <w:sz w:val="20"/>
+          <w:szCs w:val="20"/>
+        </w:rPr>
+        <w:t xml:space="preserve"> Make better choices when dining out </w:t>
+      </w:r>
+      <w:r>
+        <w:rPr>
+          <w:rFonts w:ascii="Segoe UI Emoji" w:hAnsi="Segoe UI Emoji" w:cs="Segoe UI Emoji"/>
+          <w:sz w:val="20"/>
+          <w:szCs w:val="20"/>
+        </w:rPr>
+        <w:t>🍽️</w:t>
+      </w:r>
+      <w:r>
+        <w:rPr>
+          <w:rFonts w:ascii="Segoe UI" w:hAnsi="Segoe UI" w:cs="Segoe UI"/>
+          <w:i/>
+          <w:iCs/>
+          <w:sz w:val="20"/>
+          <w:szCs w:val="20"/>
+        </w:rPr>
+        <w:br/>
+      </w:r>
+      <w:r>
+        <w:rPr>
+          <w:rFonts w:ascii="Segoe UI Symbol" w:hAnsi="Segoe UI Symbol" w:cs="Segoe UI Symbol"/>
+          <w:i/>
+          <w:iCs/>
+          <w:sz w:val="20"/>
+          <w:szCs w:val="20"/>
+        </w:rPr>
+        <w:t>✔</w:t>
+      </w:r>
+      <w:r>
+        <w:rPr>
+          <w:rFonts w:ascii="Segoe UI" w:hAnsi="Segoe UI" w:cs="Segoe UI"/>
+          <w:i/>
+          <w:iCs/>
+          <w:sz w:val="20"/>
+          <w:szCs w:val="20"/>
+        </w:rPr>
+        <w:t xml:space="preserve"> Reduce fat &amp; improve energy</w:t>
+      </w:r>
+      <w:r>
+        <w:rPr>
+          <w:rFonts w:ascii="Segoe UI" w:hAnsi="Segoe UI" w:cs="Segoe UI"/>
+          <w:i/>
+          <w:iCs/>
+          <w:sz w:val="20"/>
+          <w:szCs w:val="20"/>
+        </w:rPr>
+        <w:pict w14:anchorId="6BD0840F">
+          <v:rect id="_x0000_i1038" style="width:0;height:1.5pt" o:hrstd="t" o:hr="t" fillcolor="#a0a0a0" stroked="f"/>
         </w:pict>
       </w:r>
       <w:r>
         <w:rPr>
-          <w:rFonts w:ascii="Segoe UI" w:hAnsi="Segoe UI" w:cs="Segoe UI"/>
-          <w:b/>
-          <w:bCs/>
-          <w:i/>
-          <w:iCs/>
-          <w:sz w:val="20"/>
-          <w:szCs w:val="20"/>
-        </w:rPr>
-        <w:t xml:space="preserve">What </w:t>
-      </w:r>
-      <w:r>
-        <w:rPr>
-          <w:rFonts w:ascii="Segoe UI" w:hAnsi="Segoe UI" w:cs="Segoe UI"/>
-          <w:b/>
-          <w:bCs/>
-          <w:i/>
-          <w:iCs/>
-          <w:sz w:val="20"/>
-          <w:szCs w:val="20"/>
-        </w:rPr>
-        <w:t>we</w:t>
-      </w:r>
-      <w:r>
-        <w:rPr>
-          <w:rFonts w:ascii="Segoe UI" w:hAnsi="Segoe UI" w:cs="Segoe UI"/>
-          <w:b/>
-          <w:bCs/>
-          <w:i/>
-          <w:iCs/>
-          <w:sz w:val="20"/>
-          <w:szCs w:val="20"/>
-        </w:rPr>
-        <w:t xml:space="preserve"> help you with:</w:t>
+          <w:rFonts w:ascii="Segoe UI Emoji" w:hAnsi="Segoe UI Emoji" w:cs="Segoe UI Emoji"/>
+          <w:sz w:val="20"/>
+          <w:szCs w:val="20"/>
+        </w:rPr>
+        <w:t>🎁</w:t>
+      </w:r>
+      <w:r>
+        <w:rPr>
+          <w:rFonts w:ascii="Segoe UI" w:hAnsi="Segoe UI" w:cs="Segoe UI"/>
+          <w:i/>
+          <w:iCs/>
+          <w:sz w:val="20"/>
+          <w:szCs w:val="20"/>
+        </w:rPr>
+        <w:t xml:space="preserve"> </w:t>
+      </w:r>
+      <w:r>
+        <w:rPr>
+          <w:rFonts w:ascii="Segoe UI" w:hAnsi="Segoe UI" w:cs="Segoe UI"/>
+          <w:b/>
+          <w:bCs/>
+          <w:i/>
+          <w:iCs/>
+          <w:sz w:val="20"/>
+          <w:szCs w:val="20"/>
+        </w:rPr>
+        <w:t>FREE Body Composition Check (8 Indicators)</w:t>
       </w:r>
       <w:r>
         <w:rPr>
@@ -2875,102 +2755,44 @@
       </w:r>
       <w:r>
         <w:rPr>
-          <w:rFonts w:ascii="Segoe UI Symbol" w:hAnsi="Segoe UI Symbol" w:cs="Segoe UI Symbol"/>
-          <w:i/>
-          <w:iCs/>
-          <w:sz w:val="20"/>
-          <w:szCs w:val="20"/>
-        </w:rPr>
-        <w:t>✔</w:t>
-      </w:r>
-      <w:r>
-        <w:rPr>
-          <w:rFonts w:ascii="Segoe UI" w:hAnsi="Segoe UI" w:cs="Segoe UI"/>
-          <w:i/>
-          <w:iCs/>
-          <w:sz w:val="20"/>
-          <w:szCs w:val="20"/>
-        </w:rPr>
-        <w:t xml:space="preserve"> Eat normal food (no extreme diet)</w:t>
-      </w:r>
-      <w:r>
-        <w:rPr>
-          <w:rFonts w:ascii="Segoe UI" w:hAnsi="Segoe UI" w:cs="Segoe UI"/>
-          <w:i/>
-          <w:iCs/>
-          <w:sz w:val="20"/>
-          <w:szCs w:val="20"/>
-        </w:rPr>
-        <w:br/>
-      </w:r>
-      <w:r>
-        <w:rPr>
-          <w:rFonts w:ascii="Segoe UI Symbol" w:hAnsi="Segoe UI Symbol" w:cs="Segoe UI Symbol"/>
-          <w:i/>
-          <w:iCs/>
-          <w:sz w:val="20"/>
-          <w:szCs w:val="20"/>
-        </w:rPr>
-        <w:t>✔</w:t>
-      </w:r>
-      <w:r>
-        <w:rPr>
-          <w:rFonts w:ascii="Segoe UI" w:hAnsi="Segoe UI" w:cs="Segoe UI"/>
-          <w:i/>
-          <w:iCs/>
-          <w:sz w:val="20"/>
-          <w:szCs w:val="20"/>
-        </w:rPr>
-        <w:t xml:space="preserve"> Make better choices when dining out </w:t>
-      </w:r>
-      <w:r>
-        <w:rPr>
           <w:rFonts w:ascii="Segoe UI Emoji" w:hAnsi="Segoe UI Emoji" w:cs="Segoe UI Emoji"/>
           <w:sz w:val="20"/>
           <w:szCs w:val="20"/>
         </w:rPr>
-        <w:t>🍽️</w:t>
-      </w:r>
-      <w:r>
-        <w:rPr>
-          <w:rFonts w:ascii="Segoe UI" w:hAnsi="Segoe UI" w:cs="Segoe UI"/>
-          <w:i/>
-          <w:iCs/>
-          <w:sz w:val="20"/>
-          <w:szCs w:val="20"/>
-        </w:rPr>
-        <w:br/>
-      </w:r>
-      <w:r>
-        <w:rPr>
-          <w:rFonts w:ascii="Segoe UI Symbol" w:hAnsi="Segoe UI Symbol" w:cs="Segoe UI Symbol"/>
-          <w:i/>
-          <w:iCs/>
-          <w:sz w:val="20"/>
-          <w:szCs w:val="20"/>
-        </w:rPr>
-        <w:t>✔</w:t>
-      </w:r>
-      <w:r>
-        <w:rPr>
-          <w:rFonts w:ascii="Segoe UI" w:hAnsi="Segoe UI" w:cs="Segoe UI"/>
-          <w:i/>
-          <w:iCs/>
-          <w:sz w:val="20"/>
-          <w:szCs w:val="20"/>
-        </w:rPr>
-        <w:t xml:space="preserve"> Reduce fat &amp; improve energy</w:t>
-      </w:r>
-      <w:r>
-        <w:rPr>
-          <w:rFonts w:ascii="Segoe UI" w:hAnsi="Segoe UI" w:cs="Segoe UI"/>
-          <w:i/>
-          <w:iCs/>
-          <w:sz w:val="20"/>
-          <w:szCs w:val="20"/>
-        </w:rPr>
-        <w:pict w14:anchorId="6BD0840F">
-          <v:rect id="_x0000_i1105" style="width:0;height:1.5pt" o:hrstd="t" o:hr="t" fillcolor="#a0a0a0" stroked="f"/>
+        <w:t>📊</w:t>
+      </w:r>
+      <w:r>
+        <w:rPr>
+          <w:rFonts w:ascii="Segoe UI" w:hAnsi="Segoe UI" w:cs="Segoe UI"/>
+          <w:i/>
+          <w:iCs/>
+          <w:sz w:val="20"/>
+          <w:szCs w:val="20"/>
+        </w:rPr>
+        <w:t xml:space="preserve"> </w:t>
+      </w:r>
+      <w:r>
+        <w:rPr>
+          <w:rFonts w:ascii="Segoe UI" w:hAnsi="Segoe UI" w:cs="Segoe UI"/>
+          <w:b/>
+          <w:bCs/>
+          <w:i/>
+          <w:iCs/>
+          <w:sz w:val="20"/>
+          <w:szCs w:val="20"/>
+        </w:rPr>
+        <w:t>Personalized Weight Loss Guidance</w:t>
+      </w:r>
+      <w:r>
+        <w:rPr>
+          <w:rFonts w:ascii="Segoe UI" w:hAnsi="Segoe UI" w:cs="Segoe UI"/>
+          <w:i/>
+          <w:iCs/>
+          <w:sz w:val="20"/>
+          <w:szCs w:val="20"/>
+        </w:rPr>
+        <w:pict w14:anchorId="39672651">
+          <v:rect id="_x0000_i1039" style="width:0;height:1.5pt" o:hrstd="t" o:hr="t" fillcolor="#a0a0a0" stroked="f"/>
         </w:pict>
       </w:r>
       <w:r>
@@ -2979,88 +2801,6 @@
           <w:sz w:val="20"/>
           <w:szCs w:val="20"/>
         </w:rPr>
-        <w:t>🎁</w:t>
-      </w:r>
-      <w:r>
-        <w:rPr>
-          <w:rFonts w:ascii="Segoe UI" w:hAnsi="Segoe UI" w:cs="Segoe UI"/>
-          <w:i/>
-          <w:iCs/>
-          <w:sz w:val="20"/>
-          <w:szCs w:val="20"/>
-        </w:rPr>
-        <w:t xml:space="preserve"> </w:t>
-      </w:r>
-      <w:r>
-        <w:rPr>
-          <w:rFonts w:ascii="Segoe UI" w:hAnsi="Segoe UI" w:cs="Segoe UI"/>
-          <w:b/>
-          <w:bCs/>
-          <w:i/>
-          <w:iCs/>
-          <w:sz w:val="20"/>
-          <w:szCs w:val="20"/>
-        </w:rPr>
-        <w:t>FREE Body Composition Check (8 Indicators)</w:t>
-      </w:r>
-      <w:r>
-        <w:rPr>
-          <w:rFonts w:ascii="Segoe UI" w:hAnsi="Segoe UI" w:cs="Segoe UI"/>
-          <w:i/>
-          <w:iCs/>
-          <w:sz w:val="20"/>
-          <w:szCs w:val="20"/>
-        </w:rPr>
-        <w:br/>
-      </w:r>
-      <w:r>
-        <w:rPr>
-          <w:rFonts w:ascii="Segoe UI Emoji" w:hAnsi="Segoe UI Emoji" w:cs="Segoe UI Emoji"/>
-          <w:sz w:val="20"/>
-          <w:szCs w:val="20"/>
-        </w:rPr>
-        <w:t>📊</w:t>
-      </w:r>
-      <w:r>
-        <w:rPr>
-          <w:rFonts w:ascii="Segoe UI" w:hAnsi="Segoe UI" w:cs="Segoe UI"/>
-          <w:i/>
-          <w:iCs/>
-          <w:sz w:val="20"/>
-          <w:szCs w:val="20"/>
-        </w:rPr>
-        <w:t xml:space="preserve"> </w:t>
-      </w:r>
-      <w:r>
-        <w:rPr>
-          <w:rFonts w:ascii="Segoe UI" w:hAnsi="Segoe UI" w:cs="Segoe UI"/>
-          <w:b/>
-          <w:bCs/>
-          <w:i/>
-          <w:iCs/>
-          <w:sz w:val="20"/>
-          <w:szCs w:val="20"/>
-        </w:rPr>
-        <w:t>Personalized Weight Loss Guidance</w:t>
-      </w:r>
-      <w:r>
-        <w:rPr>
-          <w:rFonts w:ascii="Segoe UI" w:hAnsi="Segoe UI" w:cs="Segoe UI"/>
-          <w:i/>
-          <w:iCs/>
-          <w:sz w:val="20"/>
-          <w:szCs w:val="20"/>
-        </w:rPr>
-        <w:pict w14:anchorId="39672651">
-          <v:rect id="_x0000_i1106" style="width:0;height:1.5pt" o:hrstd="t" o:hr="t" fillcolor="#a0a0a0" stroked="f"/>
-        </w:pict>
-      </w:r>
-      <w:r>
-        <w:rPr>
-          <w:rFonts w:ascii="Segoe UI Emoji" w:hAnsi="Segoe UI Emoji" w:cs="Segoe UI Emoji"/>
-          <w:sz w:val="20"/>
-          <w:szCs w:val="20"/>
-        </w:rPr>
         <w:t>👉</w:t>
       </w:r>
       <w:r>
@@ -3106,7 +2846,7 @@
           <w:szCs w:val="20"/>
         </w:rPr>
         <w:pict w14:anchorId="4535B66F">
-          <v:rect id="_x0000_i1107" style="width:0;height:1.5pt" o:hralign="center" o:hrstd="t" o:hr="t" fillcolor="#a0a0a0" stroked="f"/>
+          <v:rect id="_x0000_i1040" style="width:0;height:1.5pt" o:hralign="center" o:hrstd="t" o:hr="t" fillcolor="#a0a0a0" stroked="f"/>
         </w:pict>
       </w:r>
       <w:r>
@@ -3965,6 +3705,7 @@
   <w:style w:type="character" w:default="1" w:styleId="DefaultParagraphFont">
     <w:name w:val="Default Paragraph Font"/>
     <w:uiPriority w:val="1"/>
+    <w:semiHidden/>
     <w:unhideWhenUsed/>
   </w:style>
   <w:style w:type="table" w:default="1" w:styleId="TableNormal">
